--- a/lessons/2-8/readiness/practice.docx
+++ b/lessons/2-8/readiness/practice.docx
@@ -101,7 +101,1121 @@
     </w:p>
     <w:p>
       <w:pPr>
-        <w:spacing w:after="120" w:before="0"/>
+        <w:spacing w:after="60" w:before="120"/>
+      </w:pPr>
+      <w:r>
+        <w:rPr>
+          <w:b/>
+          <w:bCs/>
+          <w:color w:val="0F2B3C"/>
+          <w:sz w:val="24"/>
+          <w:szCs w:val="24"/>
+        </w:rPr>
+        <w:t xml:space="preserve">Vocabulary Anchor Box</w:t>
+      </w:r>
+    </w:p>
+    <w:tbl>
+      <w:tblPr>
+        <w:tblW w:type="dxa" w:w="9360"/>
+        <w:tblBorders>
+          <w:top w:val="single" w:color="C7D2DD" w:sz="6"/>
+          <w:left w:val="single" w:color="C7D2DD" w:sz="6"/>
+          <w:bottom w:val="single" w:color="C7D2DD" w:sz="6"/>
+          <w:right w:val="single" w:color="C7D2DD" w:sz="6"/>
+          <w:insideH w:val="single" w:color="C7D2DD" w:sz="6"/>
+          <w:insideV w:val="single" w:color="C7D2DD" w:sz="6"/>
+        </w:tblBorders>
+      </w:tblPr>
+      <w:tblGrid>
+        <w:gridCol w:w="1800"/>
+        <w:gridCol w:w="3160"/>
+        <w:gridCol w:w="2200"/>
+        <w:gridCol w:w="2200"/>
+      </w:tblGrid>
+      <w:tr>
+        <w:trPr>
+          <w:cantSplit/>
+          <w:tblHeader/>
+        </w:trPr>
+        <w:tc>
+          <w:tcPr>
+            <w:tcW w:type="dxa" w:w="1800"/>
+            <w:shd w:fill="EEF4F8" w:color="auto" w:val="clear"/>
+            <w:tcMar>
+              <w:top w:type="dxa" w:w="60"/>
+              <w:left w:type="dxa" w:w="100"/>
+              <w:bottom w:type="dxa" w:w="60"/>
+              <w:right w:type="dxa" w:w="100"/>
+            </w:tcMar>
+          </w:tcPr>
+          <w:p>
+            <w:pPr>
+              <w:spacing w:after="0" w:before="0"/>
+            </w:pPr>
+            <w:r>
+              <w:rPr>
+                <w:b/>
+                <w:bCs/>
+                <w:color w:val="0F2B3C"/>
+                <w:sz w:val="18"/>
+                <w:szCs w:val="18"/>
+              </w:rPr>
+              <w:t xml:space="preserve">Concept Term</w:t>
+            </w:r>
+          </w:p>
+        </w:tc>
+        <w:tc>
+          <w:tcPr>
+            <w:tcW w:type="dxa" w:w="3160"/>
+            <w:shd w:fill="EEF4F8" w:color="auto" w:val="clear"/>
+            <w:tcMar>
+              <w:top w:type="dxa" w:w="60"/>
+              <w:left w:type="dxa" w:w="100"/>
+              <w:bottom w:type="dxa" w:w="60"/>
+              <w:right w:type="dxa" w:w="100"/>
+            </w:tcMar>
+          </w:tcPr>
+          <w:p>
+            <w:pPr>
+              <w:spacing w:after="0" w:before="0"/>
+            </w:pPr>
+            <w:r>
+              <w:rPr>
+                <w:b/>
+                <w:bCs/>
+                <w:color w:val="0F2B3C"/>
+                <w:sz w:val="18"/>
+                <w:szCs w:val="18"/>
+              </w:rPr>
+              <w:t xml:space="preserve">Student-Friendly Definition</w:t>
+            </w:r>
+          </w:p>
+        </w:tc>
+        <w:tc>
+          <w:tcPr>
+            <w:tcW w:type="dxa" w:w="2200"/>
+            <w:shd w:fill="EEF4F8" w:color="auto" w:val="clear"/>
+            <w:tcMar>
+              <w:top w:type="dxa" w:w="60"/>
+              <w:left w:type="dxa" w:w="100"/>
+              <w:bottom w:type="dxa" w:w="60"/>
+              <w:right w:type="dxa" w:w="100"/>
+            </w:tcMar>
+          </w:tcPr>
+          <w:p>
+            <w:pPr>
+              <w:spacing w:after="0" w:before="0"/>
+            </w:pPr>
+            <w:r>
+              <w:rPr>
+                <w:b/>
+                <w:bCs/>
+                <w:color w:val="0F2B3C"/>
+                <w:sz w:val="18"/>
+                <w:szCs w:val="18"/>
+              </w:rPr>
+              <w:t xml:space="preserve">Non-Example</w:t>
+            </w:r>
+          </w:p>
+        </w:tc>
+        <w:tc>
+          <w:tcPr>
+            <w:tcW w:type="dxa" w:w="2200"/>
+            <w:shd w:fill="EEF4F8" w:color="auto" w:val="clear"/>
+            <w:tcMar>
+              <w:top w:type="dxa" w:w="60"/>
+              <w:left w:type="dxa" w:w="100"/>
+              <w:bottom w:type="dxa" w:w="60"/>
+              <w:right w:type="dxa" w:w="100"/>
+            </w:tcMar>
+          </w:tcPr>
+          <w:p>
+            <w:pPr>
+              <w:spacing w:after="0" w:before="0"/>
+            </w:pPr>
+            <w:r>
+              <w:rPr>
+                <w:b/>
+                <w:bCs/>
+                <w:color w:val="0F2B3C"/>
+                <w:sz w:val="18"/>
+                <w:szCs w:val="18"/>
+              </w:rPr>
+              <w:t xml:space="preserve">Visual Clue</w:t>
+            </w:r>
+          </w:p>
+        </w:tc>
+      </w:tr>
+      <w:tr>
+        <w:trPr>
+          <w:cantSplit/>
+        </w:trPr>
+        <w:tc>
+          <w:tcPr>
+            <w:tcW w:type="dxa" w:w="1800"/>
+            <w:tcMar>
+              <w:top w:type="dxa" w:w="60"/>
+              <w:left w:type="dxa" w:w="100"/>
+              <w:bottom w:type="dxa" w:w="60"/>
+              <w:right w:type="dxa" w:w="100"/>
+            </w:tcMar>
+            <w:vAlign w:val="top"/>
+          </w:tcPr>
+          <w:p>
+            <w:pPr>
+              <w:spacing w:after="20" w:before="0"/>
+            </w:pPr>
+            <w:r>
+              <w:rPr>
+                <w:b/>
+                <w:bCs/>
+                <w:color w:val="0F2B3C"/>
+                <w:sz w:val="20"/>
+                <w:szCs w:val="20"/>
+              </w:rPr>
+              <w:t xml:space="preserve">Mean</w:t>
+            </w:r>
+          </w:p>
+          <w:p>
+            <w:pPr>
+              <w:spacing w:after="0" w:before="0"/>
+            </w:pPr>
+            <w:r>
+              <w:rPr>
+                <w:i/>
+                <w:iCs/>
+                <w:color w:val="5E6E7E"/>
+                <w:sz w:val="18"/>
+                <w:szCs w:val="18"/>
+              </w:rPr>
+              <w:t xml:space="preserve">Media</w:t>
+            </w:r>
+          </w:p>
+        </w:tc>
+        <w:tc>
+          <w:tcPr>
+            <w:tcW w:type="dxa" w:w="3160"/>
+            <w:tcMar>
+              <w:top w:type="dxa" w:w="60"/>
+              <w:left w:type="dxa" w:w="100"/>
+              <w:bottom w:type="dxa" w:w="60"/>
+              <w:right w:type="dxa" w:w="100"/>
+            </w:tcMar>
+            <w:vAlign w:val="top"/>
+          </w:tcPr>
+          <w:p>
+            <w:pPr>
+              <w:spacing w:after="0" w:before="0"/>
+            </w:pPr>
+            <w:r>
+              <w:rPr>
+                <w:sz w:val="19"/>
+                <w:szCs w:val="19"/>
+              </w:rPr>
+              <w:t xml:space="preserve">The average of a data set. Add all the values, then divide by how many values there are.</w:t>
+            </w:r>
+          </w:p>
+        </w:tc>
+        <w:tc>
+          <w:tcPr>
+            <w:tcW w:type="dxa" w:w="2200"/>
+            <w:tcMar>
+              <w:top w:type="dxa" w:w="60"/>
+              <w:left w:type="dxa" w:w="100"/>
+              <w:bottom w:type="dxa" w:w="60"/>
+              <w:right w:type="dxa" w:w="100"/>
+            </w:tcMar>
+            <w:vAlign w:val="top"/>
+          </w:tcPr>
+          <w:p>
+            <w:pPr>
+              <w:spacing w:after="30" w:before="0"/>
+            </w:pPr>
+            <w:r>
+              <w:rPr>
+                <w:i/>
+                <w:iCs/>
+                <w:color w:val="5E6E7E"/>
+                <w:sz w:val="18"/>
+                <w:szCs w:val="18"/>
+              </w:rPr>
+              <w:t xml:space="preserve">Not Mean: write a counter-example that does not fit the rule.</w:t>
+            </w:r>
+          </w:p>
+          <w:p>
+            <w:pPr>
+              <w:spacing w:after="50" w:before="0"/>
+            </w:pPr>
+            <w:r>
+              <w:rPr>
+                <w:color w:val="BBBBBB"/>
+                <w:sz w:val="18"/>
+                <w:szCs w:val="18"/>
+              </w:rPr>
+              <w:t xml:space="preserve">____________________________</w:t>
+            </w:r>
+          </w:p>
+        </w:tc>
+        <w:tc>
+          <w:tcPr>
+            <w:tcW w:type="dxa" w:w="2200"/>
+            <w:tcMar>
+              <w:top w:type="dxa" w:w="60"/>
+              <w:left w:type="dxa" w:w="100"/>
+              <w:bottom w:type="dxa" w:w="60"/>
+              <w:right w:type="dxa" w:w="100"/>
+            </w:tcMar>
+            <w:vAlign w:val="top"/>
+          </w:tcPr>
+          <w:p>
+            <w:pPr>
+              <w:spacing w:after="0" w:before="0"/>
+            </w:pPr>
+            <w:r>
+              <w:rPr>
+                <w:i/>
+                <w:iCs/>
+                <w:color w:val="5E6E7E"/>
+                <w:sz w:val="18"/>
+                <w:szCs w:val="18"/>
+              </w:rPr>
+              <w:t xml:space="preserve">Miguel earned $60 in 4 days: 60 ÷ 4 = 15, so the mean is $15 per day.</w:t>
+            </w:r>
+          </w:p>
+        </w:tc>
+      </w:tr>
+      <w:tr>
+        <w:trPr>
+          <w:cantSplit/>
+        </w:trPr>
+        <w:tc>
+          <w:tcPr>
+            <w:tcW w:type="dxa" w:w="1800"/>
+            <w:tcMar>
+              <w:top w:type="dxa" w:w="60"/>
+              <w:left w:type="dxa" w:w="100"/>
+              <w:bottom w:type="dxa" w:w="60"/>
+              <w:right w:type="dxa" w:w="100"/>
+            </w:tcMar>
+            <w:vAlign w:val="top"/>
+          </w:tcPr>
+          <w:p>
+            <w:pPr>
+              <w:spacing w:after="20" w:before="0"/>
+            </w:pPr>
+            <w:r>
+              <w:rPr>
+                <w:b/>
+                <w:bCs/>
+                <w:color w:val="0F2B3C"/>
+                <w:sz w:val="20"/>
+                <w:szCs w:val="20"/>
+              </w:rPr>
+              <w:t xml:space="preserve">Average</w:t>
+            </w:r>
+          </w:p>
+          <w:p>
+            <w:pPr>
+              <w:spacing w:after="0" w:before="0"/>
+            </w:pPr>
+            <w:r>
+              <w:rPr>
+                <w:i/>
+                <w:iCs/>
+                <w:color w:val="5E6E7E"/>
+                <w:sz w:val="18"/>
+                <w:szCs w:val="18"/>
+              </w:rPr>
+              <w:t xml:space="preserve">Promedio</w:t>
+            </w:r>
+          </w:p>
+        </w:tc>
+        <w:tc>
+          <w:tcPr>
+            <w:tcW w:type="dxa" w:w="3160"/>
+            <w:tcMar>
+              <w:top w:type="dxa" w:w="60"/>
+              <w:left w:type="dxa" w:w="100"/>
+              <w:bottom w:type="dxa" w:w="60"/>
+              <w:right w:type="dxa" w:w="100"/>
+            </w:tcMar>
+            <w:vAlign w:val="top"/>
+          </w:tcPr>
+          <w:p>
+            <w:pPr>
+              <w:spacing w:after="0" w:before="0"/>
+            </w:pPr>
+            <w:r>
+              <w:rPr>
+                <w:sz w:val="19"/>
+                <w:szCs w:val="19"/>
+              </w:rPr>
+              <w:t xml:space="preserve">Another word for the mean — the amount each value would be if the total were shared equally.</w:t>
+            </w:r>
+          </w:p>
+        </w:tc>
+        <w:tc>
+          <w:tcPr>
+            <w:tcW w:type="dxa" w:w="2200"/>
+            <w:tcMar>
+              <w:top w:type="dxa" w:w="60"/>
+              <w:left w:type="dxa" w:w="100"/>
+              <w:bottom w:type="dxa" w:w="60"/>
+              <w:right w:type="dxa" w:w="100"/>
+            </w:tcMar>
+            <w:vAlign w:val="top"/>
+          </w:tcPr>
+          <w:p>
+            <w:pPr>
+              <w:spacing w:after="30" w:before="0"/>
+            </w:pPr>
+            <w:r>
+              <w:rPr>
+                <w:i/>
+                <w:iCs/>
+                <w:color w:val="5E6E7E"/>
+                <w:sz w:val="18"/>
+                <w:szCs w:val="18"/>
+              </w:rPr>
+              <w:t xml:space="preserve">Not Average: write a counter-example that does not fit the rule.</w:t>
+            </w:r>
+          </w:p>
+          <w:p>
+            <w:pPr>
+              <w:spacing w:after="50" w:before="0"/>
+            </w:pPr>
+            <w:r>
+              <w:rPr>
+                <w:color w:val="BBBBBB"/>
+                <w:sz w:val="18"/>
+                <w:szCs w:val="18"/>
+              </w:rPr>
+              <w:t xml:space="preserve">____________________________</w:t>
+            </w:r>
+          </w:p>
+        </w:tc>
+        <w:tc>
+          <w:tcPr>
+            <w:tcW w:type="dxa" w:w="2200"/>
+            <w:tcMar>
+              <w:top w:type="dxa" w:w="60"/>
+              <w:left w:type="dxa" w:w="100"/>
+              <w:bottom w:type="dxa" w:w="60"/>
+              <w:right w:type="dxa" w:w="100"/>
+            </w:tcMar>
+            <w:vAlign w:val="top"/>
+          </w:tcPr>
+          <w:p>
+            <w:pPr>
+              <w:spacing w:after="0" w:before="0"/>
+            </w:pPr>
+            <w:r>
+              <w:rPr>
+                <w:i/>
+                <w:iCs/>
+                <w:color w:val="5E6E7E"/>
+                <w:sz w:val="18"/>
+                <w:szCs w:val="18"/>
+              </w:rPr>
+              <w:t xml:space="preserve">A player averages 15 points per game, so over 10 games she scores 15 × 10 = 150 points in all.</w:t>
+            </w:r>
+          </w:p>
+        </w:tc>
+      </w:tr>
+      <w:tr>
+        <w:trPr>
+          <w:cantSplit/>
+        </w:trPr>
+        <w:tc>
+          <w:tcPr>
+            <w:tcW w:type="dxa" w:w="1800"/>
+            <w:tcMar>
+              <w:top w:type="dxa" w:w="60"/>
+              <w:left w:type="dxa" w:w="100"/>
+              <w:bottom w:type="dxa" w:w="60"/>
+              <w:right w:type="dxa" w:w="100"/>
+            </w:tcMar>
+            <w:vAlign w:val="top"/>
+          </w:tcPr>
+          <w:p>
+            <w:pPr>
+              <w:spacing w:after="20" w:before="0"/>
+            </w:pPr>
+            <w:r>
+              <w:rPr>
+                <w:b/>
+                <w:bCs/>
+                <w:color w:val="0F2B3C"/>
+                <w:sz w:val="20"/>
+                <w:szCs w:val="20"/>
+              </w:rPr>
+              <w:t xml:space="preserve">Measure of center</w:t>
+            </w:r>
+          </w:p>
+          <w:p>
+            <w:pPr>
+              <w:spacing w:after="0" w:before="0"/>
+            </w:pPr>
+            <w:r>
+              <w:rPr>
+                <w:i/>
+                <w:iCs/>
+                <w:color w:val="5E6E7E"/>
+                <w:sz w:val="18"/>
+                <w:szCs w:val="18"/>
+              </w:rPr>
+              <w:t xml:space="preserve">Medida de centro</w:t>
+            </w:r>
+          </w:p>
+        </w:tc>
+        <w:tc>
+          <w:tcPr>
+            <w:tcW w:type="dxa" w:w="3160"/>
+            <w:tcMar>
+              <w:top w:type="dxa" w:w="60"/>
+              <w:left w:type="dxa" w:w="100"/>
+              <w:bottom w:type="dxa" w:w="60"/>
+              <w:right w:type="dxa" w:w="100"/>
+            </w:tcMar>
+            <w:vAlign w:val="top"/>
+          </w:tcPr>
+          <w:p>
+            <w:pPr>
+              <w:spacing w:after="0" w:before="0"/>
+            </w:pPr>
+            <w:r>
+              <w:rPr>
+                <w:sz w:val="19"/>
+                <w:szCs w:val="19"/>
+              </w:rPr>
+              <w:t xml:space="preserve">A single number used to describe the middle, or typical value, of a whole data set.</w:t>
+            </w:r>
+          </w:p>
+        </w:tc>
+        <w:tc>
+          <w:tcPr>
+            <w:tcW w:type="dxa" w:w="2200"/>
+            <w:tcMar>
+              <w:top w:type="dxa" w:w="60"/>
+              <w:left w:type="dxa" w:w="100"/>
+              <w:bottom w:type="dxa" w:w="60"/>
+              <w:right w:type="dxa" w:w="100"/>
+            </w:tcMar>
+            <w:vAlign w:val="top"/>
+          </w:tcPr>
+          <w:p>
+            <w:pPr>
+              <w:spacing w:after="30" w:before="0"/>
+            </w:pPr>
+            <w:r>
+              <w:rPr>
+                <w:i/>
+                <w:iCs/>
+                <w:color w:val="5E6E7E"/>
+                <w:sz w:val="18"/>
+                <w:szCs w:val="18"/>
+              </w:rPr>
+              <w:t xml:space="preserve">Not Measure of center: write a counter-example that does not fit the rule.</w:t>
+            </w:r>
+          </w:p>
+          <w:p>
+            <w:pPr>
+              <w:spacing w:after="50" w:before="0"/>
+            </w:pPr>
+            <w:r>
+              <w:rPr>
+                <w:color w:val="BBBBBB"/>
+                <w:sz w:val="18"/>
+                <w:szCs w:val="18"/>
+              </w:rPr>
+              <w:t xml:space="preserve">____________________________</w:t>
+            </w:r>
+          </w:p>
+        </w:tc>
+        <w:tc>
+          <w:tcPr>
+            <w:tcW w:type="dxa" w:w="2200"/>
+            <w:tcMar>
+              <w:top w:type="dxa" w:w="60"/>
+              <w:left w:type="dxa" w:w="100"/>
+              <w:bottom w:type="dxa" w:w="60"/>
+              <w:right w:type="dxa" w:w="100"/>
+            </w:tcMar>
+            <w:vAlign w:val="top"/>
+          </w:tcPr>
+          <w:p>
+            <w:pPr>
+              <w:spacing w:after="0" w:before="0"/>
+            </w:pPr>
+            <w:r>
+              <w:rPr>
+                <w:i/>
+                <w:iCs/>
+                <w:color w:val="5E6E7E"/>
+                <w:sz w:val="18"/>
+                <w:szCs w:val="18"/>
+              </w:rPr>
+              <w:t xml:space="preserve">The mean, $15, is one measure of center that describes all four of Miguel's days at once.</w:t>
+            </w:r>
+          </w:p>
+        </w:tc>
+      </w:tr>
+      <w:tr>
+        <w:trPr>
+          <w:cantSplit/>
+        </w:trPr>
+        <w:tc>
+          <w:tcPr>
+            <w:tcW w:type="dxa" w:w="1800"/>
+            <w:tcMar>
+              <w:top w:type="dxa" w:w="60"/>
+              <w:left w:type="dxa" w:w="100"/>
+              <w:bottom w:type="dxa" w:w="60"/>
+              <w:right w:type="dxa" w:w="100"/>
+            </w:tcMar>
+            <w:vAlign w:val="top"/>
+          </w:tcPr>
+          <w:p>
+            <w:pPr>
+              <w:spacing w:after="20" w:before="0"/>
+            </w:pPr>
+            <w:r>
+              <w:rPr>
+                <w:b/>
+                <w:bCs/>
+                <w:color w:val="0F2B3C"/>
+                <w:sz w:val="20"/>
+                <w:szCs w:val="20"/>
+              </w:rPr>
+              <w:t xml:space="preserve">Balance point</w:t>
+            </w:r>
+          </w:p>
+          <w:p>
+            <w:pPr>
+              <w:spacing w:after="0" w:before="0"/>
+            </w:pPr>
+            <w:r>
+              <w:rPr>
+                <w:i/>
+                <w:iCs/>
+                <w:color w:val="5E6E7E"/>
+                <w:sz w:val="18"/>
+                <w:szCs w:val="18"/>
+              </w:rPr>
+              <w:t xml:space="preserve">Punto de equilibrio</w:t>
+            </w:r>
+          </w:p>
+        </w:tc>
+        <w:tc>
+          <w:tcPr>
+            <w:tcW w:type="dxa" w:w="3160"/>
+            <w:tcMar>
+              <w:top w:type="dxa" w:w="60"/>
+              <w:left w:type="dxa" w:w="100"/>
+              <w:bottom w:type="dxa" w:w="60"/>
+              <w:right w:type="dxa" w:w="100"/>
+            </w:tcMar>
+            <w:vAlign w:val="top"/>
+          </w:tcPr>
+          <w:p>
+            <w:pPr>
+              <w:spacing w:after="0" w:before="0"/>
+            </w:pPr>
+            <w:r>
+              <w:rPr>
+                <w:sz w:val="19"/>
+                <w:szCs w:val="19"/>
+              </w:rPr>
+              <w:t xml:space="preserve">The value where the total distance of the data above it equals the total distance below it. The mean is the balance point.</w:t>
+            </w:r>
+          </w:p>
+        </w:tc>
+        <w:tc>
+          <w:tcPr>
+            <w:tcW w:type="dxa" w:w="2200"/>
+            <w:tcMar>
+              <w:top w:type="dxa" w:w="60"/>
+              <w:left w:type="dxa" w:w="100"/>
+              <w:bottom w:type="dxa" w:w="60"/>
+              <w:right w:type="dxa" w:w="100"/>
+            </w:tcMar>
+            <w:vAlign w:val="top"/>
+          </w:tcPr>
+          <w:p>
+            <w:pPr>
+              <w:spacing w:after="30" w:before="0"/>
+            </w:pPr>
+            <w:r>
+              <w:rPr>
+                <w:i/>
+                <w:iCs/>
+                <w:color w:val="5E6E7E"/>
+                <w:sz w:val="18"/>
+                <w:szCs w:val="18"/>
+              </w:rPr>
+              <w:t xml:space="preserve">Not Balance point: write a counter-example that does not fit the rule.</w:t>
+            </w:r>
+          </w:p>
+          <w:p>
+            <w:pPr>
+              <w:spacing w:after="50" w:before="0"/>
+            </w:pPr>
+            <w:r>
+              <w:rPr>
+                <w:color w:val="BBBBBB"/>
+                <w:sz w:val="18"/>
+                <w:szCs w:val="18"/>
+              </w:rPr>
+              <w:t xml:space="preserve">____________________________</w:t>
+            </w:r>
+          </w:p>
+        </w:tc>
+        <w:tc>
+          <w:tcPr>
+            <w:tcW w:type="dxa" w:w="2200"/>
+            <w:tcMar>
+              <w:top w:type="dxa" w:w="60"/>
+              <w:left w:type="dxa" w:w="100"/>
+              <w:bottom w:type="dxa" w:w="60"/>
+              <w:right w:type="dxa" w:w="100"/>
+            </w:tcMar>
+            <w:vAlign w:val="top"/>
+          </w:tcPr>
+          <w:p>
+            <w:pPr>
+              <w:spacing w:after="0" w:before="0"/>
+            </w:pPr>
+            <w:r>
+              <w:rPr>
+                <w:i/>
+                <w:iCs/>
+                <w:color w:val="5E6E7E"/>
+                <w:sz w:val="18"/>
+                <w:szCs w:val="18"/>
+              </w:rPr>
+              <w:t xml:space="preserve">With a target mean of 15, points totaling 13 below must be matched by points totaling 13 above.</w:t>
+            </w:r>
+          </w:p>
+        </w:tc>
+      </w:tr>
+      <w:tr>
+        <w:trPr>
+          <w:cantSplit/>
+        </w:trPr>
+        <w:tc>
+          <w:tcPr>
+            <w:tcW w:type="dxa" w:w="1800"/>
+            <w:tcMar>
+              <w:top w:type="dxa" w:w="60"/>
+              <w:left w:type="dxa" w:w="100"/>
+              <w:bottom w:type="dxa" w:w="60"/>
+              <w:right w:type="dxa" w:w="100"/>
+            </w:tcMar>
+            <w:vAlign w:val="top"/>
+          </w:tcPr>
+          <w:p>
+            <w:pPr>
+              <w:spacing w:after="20" w:before="0"/>
+            </w:pPr>
+            <w:r>
+              <w:rPr>
+                <w:b/>
+                <w:bCs/>
+                <w:color w:val="0F2B3C"/>
+                <w:sz w:val="20"/>
+                <w:szCs w:val="20"/>
+              </w:rPr>
+              <w:t xml:space="preserve">Data set</w:t>
+            </w:r>
+          </w:p>
+          <w:p>
+            <w:pPr>
+              <w:spacing w:after="0" w:before="0"/>
+            </w:pPr>
+            <w:r>
+              <w:rPr>
+                <w:i/>
+                <w:iCs/>
+                <w:color w:val="5E6E7E"/>
+                <w:sz w:val="18"/>
+                <w:szCs w:val="18"/>
+              </w:rPr>
+              <w:t xml:space="preserve">Conjunto de datos</w:t>
+            </w:r>
+          </w:p>
+        </w:tc>
+        <w:tc>
+          <w:tcPr>
+            <w:tcW w:type="dxa" w:w="3160"/>
+            <w:tcMar>
+              <w:top w:type="dxa" w:w="60"/>
+              <w:left w:type="dxa" w:w="100"/>
+              <w:bottom w:type="dxa" w:w="60"/>
+              <w:right w:type="dxa" w:w="100"/>
+            </w:tcMar>
+            <w:vAlign w:val="top"/>
+          </w:tcPr>
+          <w:p>
+            <w:pPr>
+              <w:spacing w:after="0" w:before="0"/>
+            </w:pPr>
+            <w:r>
+              <w:rPr>
+                <w:sz w:val="19"/>
+                <w:szCs w:val="19"/>
+              </w:rPr>
+              <w:t xml:space="preserve">The whole collection of values that were gathered or measured.</w:t>
+            </w:r>
+          </w:p>
+        </w:tc>
+        <w:tc>
+          <w:tcPr>
+            <w:tcW w:type="dxa" w:w="2200"/>
+            <w:tcMar>
+              <w:top w:type="dxa" w:w="60"/>
+              <w:left w:type="dxa" w:w="100"/>
+              <w:bottom w:type="dxa" w:w="60"/>
+              <w:right w:type="dxa" w:w="100"/>
+            </w:tcMar>
+            <w:vAlign w:val="top"/>
+          </w:tcPr>
+          <w:p>
+            <w:pPr>
+              <w:spacing w:after="30" w:before="0"/>
+            </w:pPr>
+            <w:r>
+              <w:rPr>
+                <w:i/>
+                <w:iCs/>
+                <w:color w:val="5E6E7E"/>
+                <w:sz w:val="18"/>
+                <w:szCs w:val="18"/>
+              </w:rPr>
+              <w:t xml:space="preserve">Not Data set: write a counter-example that does not fit the rule.</w:t>
+            </w:r>
+          </w:p>
+          <w:p>
+            <w:pPr>
+              <w:spacing w:after="50" w:before="0"/>
+            </w:pPr>
+            <w:r>
+              <w:rPr>
+                <w:color w:val="BBBBBB"/>
+                <w:sz w:val="18"/>
+                <w:szCs w:val="18"/>
+              </w:rPr>
+              <w:t xml:space="preserve">____________________________</w:t>
+            </w:r>
+          </w:p>
+        </w:tc>
+        <w:tc>
+          <w:tcPr>
+            <w:tcW w:type="dxa" w:w="2200"/>
+            <w:tcMar>
+              <w:top w:type="dxa" w:w="60"/>
+              <w:left w:type="dxa" w:w="100"/>
+              <w:bottom w:type="dxa" w:w="60"/>
+              <w:right w:type="dxa" w:w="100"/>
+            </w:tcMar>
+            <w:vAlign w:val="top"/>
+          </w:tcPr>
+          <w:p>
+            <w:pPr>
+              <w:spacing w:after="0" w:before="0"/>
+            </w:pPr>
+            <w:r>
+              <w:rPr>
+                <w:i/>
+                <w:iCs/>
+                <w:color w:val="5E6E7E"/>
+                <w:sz w:val="18"/>
+                <w:szCs w:val="18"/>
+              </w:rPr>
+              <w:t xml:space="preserve">Sofia's points in games 1–9 — 12, 20, 16, 11, 17, 14, 15, 10, 18 — form one data set.</w:t>
+            </w:r>
+          </w:p>
+        </w:tc>
+      </w:tr>
+      <w:tr>
+        <w:trPr>
+          <w:cantSplit/>
+        </w:trPr>
+        <w:tc>
+          <w:tcPr>
+            <w:tcW w:type="dxa" w:w="1800"/>
+            <w:tcMar>
+              <w:top w:type="dxa" w:w="60"/>
+              <w:left w:type="dxa" w:w="100"/>
+              <w:bottom w:type="dxa" w:w="60"/>
+              <w:right w:type="dxa" w:w="100"/>
+            </w:tcMar>
+            <w:vAlign w:val="top"/>
+          </w:tcPr>
+          <w:p>
+            <w:pPr>
+              <w:spacing w:after="20" w:before="0"/>
+            </w:pPr>
+            <w:r>
+              <w:rPr>
+                <w:b/>
+                <w:bCs/>
+                <w:color w:val="0F2B3C"/>
+                <w:sz w:val="20"/>
+                <w:szCs w:val="20"/>
+              </w:rPr>
+              <w:t xml:space="preserve">Target mean</w:t>
+            </w:r>
+          </w:p>
+          <w:p>
+            <w:pPr>
+              <w:spacing w:after="0" w:before="0"/>
+            </w:pPr>
+            <w:r>
+              <w:rPr>
+                <w:i/>
+                <w:iCs/>
+                <w:color w:val="5E6E7E"/>
+                <w:sz w:val="18"/>
+                <w:szCs w:val="18"/>
+              </w:rPr>
+              <w:t xml:space="preserve">Media objetivo</w:t>
+            </w:r>
+          </w:p>
+        </w:tc>
+        <w:tc>
+          <w:tcPr>
+            <w:tcW w:type="dxa" w:w="3160"/>
+            <w:tcMar>
+              <w:top w:type="dxa" w:w="60"/>
+              <w:left w:type="dxa" w:w="100"/>
+              <w:bottom w:type="dxa" w:w="60"/>
+              <w:right w:type="dxa" w:w="100"/>
+            </w:tcMar>
+            <w:vAlign w:val="top"/>
+          </w:tcPr>
+          <w:p>
+            <w:pPr>
+              <w:spacing w:after="0" w:before="0"/>
+            </w:pPr>
+            <w:r>
+              <w:rPr>
+                <w:sz w:val="19"/>
+                <w:szCs w:val="19"/>
+              </w:rPr>
+              <w:t xml:space="preserve">The mean a person is trying to reach.</w:t>
+            </w:r>
+          </w:p>
+        </w:tc>
+        <w:tc>
+          <w:tcPr>
+            <w:tcW w:type="dxa" w:w="2200"/>
+            <w:tcMar>
+              <w:top w:type="dxa" w:w="60"/>
+              <w:left w:type="dxa" w:w="100"/>
+              <w:bottom w:type="dxa" w:w="60"/>
+              <w:right w:type="dxa" w:w="100"/>
+            </w:tcMar>
+            <w:vAlign w:val="top"/>
+          </w:tcPr>
+          <w:p>
+            <w:pPr>
+              <w:spacing w:after="30" w:before="0"/>
+            </w:pPr>
+            <w:r>
+              <w:rPr>
+                <w:i/>
+                <w:iCs/>
+                <w:color w:val="5E6E7E"/>
+                <w:sz w:val="18"/>
+                <w:szCs w:val="18"/>
+              </w:rPr>
+              <w:t xml:space="preserve">Not Target mean: write a counter-example that does not fit the rule.</w:t>
+            </w:r>
+          </w:p>
+          <w:p>
+            <w:pPr>
+              <w:spacing w:after="50" w:before="0"/>
+            </w:pPr>
+            <w:r>
+              <w:rPr>
+                <w:color w:val="BBBBBB"/>
+                <w:sz w:val="18"/>
+                <w:szCs w:val="18"/>
+              </w:rPr>
+              <w:t xml:space="preserve">____________________________</w:t>
+            </w:r>
+          </w:p>
+        </w:tc>
+        <w:tc>
+          <w:tcPr>
+            <w:tcW w:type="dxa" w:w="2200"/>
+            <w:tcMar>
+              <w:top w:type="dxa" w:w="60"/>
+              <w:left w:type="dxa" w:w="100"/>
+              <w:bottom w:type="dxa" w:w="60"/>
+              <w:right w:type="dxa" w:w="100"/>
+            </w:tcMar>
+            <w:vAlign w:val="top"/>
+          </w:tcPr>
+          <w:p>
+            <w:pPr>
+              <w:spacing w:after="0" w:before="0"/>
+            </w:pPr>
+            <w:r>
+              <w:rPr>
+                <w:i/>
+                <w:iCs/>
+                <w:color w:val="5E6E7E"/>
+                <w:sz w:val="18"/>
+                <w:szCs w:val="18"/>
+              </w:rPr>
+              <w:t xml:space="preserve">A goal average of 29 points.</w:t>
+            </w:r>
+          </w:p>
+        </w:tc>
+      </w:tr>
+      <w:tr>
+        <w:trPr>
+          <w:cantSplit/>
+        </w:trPr>
+        <w:tc>
+          <w:tcPr>
+            <w:tcW w:type="dxa" w:w="1800"/>
+            <w:tcMar>
+              <w:top w:type="dxa" w:w="60"/>
+              <w:left w:type="dxa" w:w="100"/>
+              <w:bottom w:type="dxa" w:w="60"/>
+              <w:right w:type="dxa" w:w="100"/>
+            </w:tcMar>
+            <w:vAlign w:val="top"/>
+          </w:tcPr>
+          <w:p>
+            <w:pPr>
+              <w:spacing w:after="20" w:before="0"/>
+            </w:pPr>
+            <w:r>
+              <w:rPr>
+                <w:b/>
+                <w:bCs/>
+                <w:color w:val="0F2B3C"/>
+                <w:sz w:val="20"/>
+                <w:szCs w:val="20"/>
+              </w:rPr>
+              <w:t xml:space="preserve">Target total</w:t>
+            </w:r>
+          </w:p>
+          <w:p>
+            <w:pPr>
+              <w:spacing w:after="0" w:before="0"/>
+            </w:pPr>
+            <w:r>
+              <w:rPr>
+                <w:i/>
+                <w:iCs/>
+                <w:color w:val="5E6E7E"/>
+                <w:sz w:val="18"/>
+                <w:szCs w:val="18"/>
+              </w:rPr>
+              <w:t xml:space="preserve">Total objetivo</w:t>
+            </w:r>
+          </w:p>
+        </w:tc>
+        <w:tc>
+          <w:tcPr>
+            <w:tcW w:type="dxa" w:w="3160"/>
+            <w:tcMar>
+              <w:top w:type="dxa" w:w="60"/>
+              <w:left w:type="dxa" w:w="100"/>
+              <w:bottom w:type="dxa" w:w="60"/>
+              <w:right w:type="dxa" w:w="100"/>
+            </w:tcMar>
+            <w:vAlign w:val="top"/>
+          </w:tcPr>
+          <w:p>
+            <w:pPr>
+              <w:spacing w:after="0" w:before="0"/>
+            </w:pPr>
+            <w:r>
+              <w:rPr>
+                <w:sz w:val="19"/>
+                <w:szCs w:val="19"/>
+              </w:rPr>
+              <w:t xml:space="preserve">The target mean times the number of values.</w:t>
+            </w:r>
+          </w:p>
+        </w:tc>
+        <w:tc>
+          <w:tcPr>
+            <w:tcW w:type="dxa" w:w="2200"/>
+            <w:tcMar>
+              <w:top w:type="dxa" w:w="60"/>
+              <w:left w:type="dxa" w:w="100"/>
+              <w:bottom w:type="dxa" w:w="60"/>
+              <w:right w:type="dxa" w:w="100"/>
+            </w:tcMar>
+            <w:vAlign w:val="top"/>
+          </w:tcPr>
+          <w:p>
+            <w:pPr>
+              <w:spacing w:after="30" w:before="0"/>
+            </w:pPr>
+            <w:r>
+              <w:rPr>
+                <w:i/>
+                <w:iCs/>
+                <w:color w:val="5E6E7E"/>
+                <w:sz w:val="18"/>
+                <w:szCs w:val="18"/>
+              </w:rPr>
+              <w:t xml:space="preserve">Not Target total: write a counter-example that does not fit the rule.</w:t>
+            </w:r>
+          </w:p>
+          <w:p>
+            <w:pPr>
+              <w:spacing w:after="50" w:before="0"/>
+            </w:pPr>
+            <w:r>
+              <w:rPr>
+                <w:color w:val="BBBBBB"/>
+                <w:sz w:val="18"/>
+                <w:szCs w:val="18"/>
+              </w:rPr>
+              <w:t xml:space="preserve">____________________________</w:t>
+            </w:r>
+          </w:p>
+        </w:tc>
+        <w:tc>
+          <w:tcPr>
+            <w:tcW w:type="dxa" w:w="2200"/>
+            <w:tcMar>
+              <w:top w:type="dxa" w:w="60"/>
+              <w:left w:type="dxa" w:w="100"/>
+              <w:bottom w:type="dxa" w:w="60"/>
+              <w:right w:type="dxa" w:w="100"/>
+            </w:tcMar>
+            <w:vAlign w:val="top"/>
+          </w:tcPr>
+          <w:p>
+            <w:pPr>
+              <w:spacing w:after="0" w:before="0"/>
+            </w:pPr>
+            <w:r>
+              <w:rPr>
+                <w:i/>
+                <w:iCs/>
+                <w:color w:val="5E6E7E"/>
+                <w:sz w:val="18"/>
+                <w:szCs w:val="18"/>
+              </w:rPr>
+              <w:t xml:space="preserve">mean × count = total</w:t>
+            </w:r>
+          </w:p>
+        </w:tc>
+      </w:tr>
+    </w:tbl>
+    <w:p>
+      <w:pPr>
+        <w:spacing w:after="120" w:before="140"/>
       </w:pPr>
       <w:r>
         <w:rPr>
@@ -157,156 +1271,1288 @@
         <w:t xml:space="preserve">Suma y luego reparte.</w:t>
       </w:r>
     </w:p>
-    <w:p>
-      <w:pPr>
-        <w:spacing w:after="40" w:before="0"/>
-      </w:pPr>
-      <w:r>
-        <w:rPr>
-          <w:sz w:val="22"/>
-          <w:szCs w:val="22"/>
-        </w:rPr>
-        <w:t xml:space="preserve">1.  Add: 4 + 6 + 8 + 10 = ___</w:t>
-      </w:r>
-    </w:p>
+    <w:tbl>
+      <w:tblPr>
+        <w:tblW w:type="dxa" w:w="9360"/>
+        <w:tblBorders>
+          <w:top w:val="single" w:color="C7D2DD" w:sz="6"/>
+          <w:left w:val="single" w:color="C7D2DD" w:sz="6"/>
+          <w:bottom w:val="single" w:color="C7D2DD" w:sz="6"/>
+          <w:right w:val="single" w:color="C7D2DD" w:sz="6"/>
+          <w:insideH w:val="single" w:color="C7D2DD" w:sz="6"/>
+          <w:insideV w:val="single" w:color="C7D2DD" w:sz="6"/>
+        </w:tblBorders>
+      </w:tblPr>
+      <w:tblGrid>
+        <w:gridCol w:w="2800"/>
+        <w:gridCol w:w="3560"/>
+        <w:gridCol w:w="3000"/>
+      </w:tblGrid>
+      <w:tr>
+        <w:trPr>
+          <w:cantSplit/>
+          <w:tblHeader/>
+        </w:trPr>
+        <w:tc>
+          <w:tcPr>
+            <w:tcW w:type="dxa" w:w="2800"/>
+            <w:shd w:fill="EEF4F8" w:color="auto" w:val="clear"/>
+            <w:tcMar>
+              <w:top w:type="dxa" w:w="60"/>
+              <w:left w:type="dxa" w:w="100"/>
+              <w:bottom w:type="dxa" w:w="60"/>
+              <w:right w:type="dxa" w:w="100"/>
+            </w:tcMar>
+          </w:tcPr>
+          <w:p>
+            <w:pPr>
+              <w:spacing w:after="0" w:before="0"/>
+            </w:pPr>
+            <w:r>
+              <w:rPr>
+                <w:b/>
+                <w:bCs/>
+                <w:color w:val="0F2B3C"/>
+                <w:sz w:val="16"/>
+                <w:szCs w:val="16"/>
+              </w:rPr>
+              <w:t xml:space="preserve">CORE PROBLEM / GIVEN REPRESENTATION</w:t>
+            </w:r>
+          </w:p>
+        </w:tc>
+        <w:tc>
+          <w:tcPr>
+            <w:tcW w:type="dxa" w:w="3560"/>
+            <w:shd w:fill="EEF4F8" w:color="auto" w:val="clear"/>
+            <w:tcMar>
+              <w:top w:type="dxa" w:w="60"/>
+              <w:left w:type="dxa" w:w="100"/>
+              <w:bottom w:type="dxa" w:w="60"/>
+              <w:right w:type="dxa" w:w="100"/>
+            </w:tcMar>
+          </w:tcPr>
+          <w:p>
+            <w:pPr>
+              <w:spacing w:after="0" w:before="0"/>
+            </w:pPr>
+            <w:r>
+              <w:rPr>
+                <w:b/>
+                <w:bCs/>
+                <w:color w:val="0F2B3C"/>
+                <w:sz w:val="16"/>
+                <w:szCs w:val="16"/>
+              </w:rPr>
+              <w:t xml:space="preserve">WORKING SPACE / CALCULATION STEPS</w:t>
+            </w:r>
+          </w:p>
+        </w:tc>
+        <w:tc>
+          <w:tcPr>
+            <w:tcW w:type="dxa" w:w="3000"/>
+            <w:shd w:fill="FBF3E2" w:color="auto" w:val="clear"/>
+            <w:tcMar>
+              <w:top w:type="dxa" w:w="60"/>
+              <w:left w:type="dxa" w:w="100"/>
+              <w:bottom w:type="dxa" w:w="60"/>
+              <w:right w:type="dxa" w:w="100"/>
+            </w:tcMar>
+          </w:tcPr>
+          <w:p>
+            <w:pPr>
+              <w:spacing w:after="0" w:before="0"/>
+            </w:pPr>
+            <w:r>
+              <w:rPr>
+                <w:b/>
+                <w:bCs/>
+                <w:color w:val="7A5400"/>
+                <w:sz w:val="16"/>
+                <w:szCs w:val="16"/>
+              </w:rPr>
+              <w:t xml:space="preserve">EXPLAIN YOUR REASONING</w:t>
+            </w:r>
+          </w:p>
+        </w:tc>
+      </w:tr>
+      <w:tr>
+        <w:trPr>
+          <w:cantSplit/>
+        </w:trPr>
+        <w:tc>
+          <w:tcPr>
+            <w:tcW w:type="dxa" w:w="2800"/>
+            <w:tcMar>
+              <w:top w:type="dxa" w:w="80"/>
+              <w:left w:type="dxa" w:w="100"/>
+              <w:bottom w:type="dxa" w:w="80"/>
+              <w:right w:type="dxa" w:w="100"/>
+            </w:tcMar>
+            <w:vAlign w:val="top"/>
+          </w:tcPr>
+          <w:p>
+            <w:pPr>
+              <w:spacing w:after="40" w:before="0"/>
+            </w:pPr>
+            <w:r>
+              <w:rPr>
+                <w:b/>
+                <w:bCs/>
+                <w:color w:val="0F2B3C"/>
+                <w:sz w:val="20"/>
+                <w:szCs w:val="20"/>
+              </w:rPr>
+              <w:t xml:space="preserve">1.  Add: 4 + 6 + 8 + 10 = ___</w:t>
+            </w:r>
+          </w:p>
+          <w:p>
+            <w:pPr>
+              <w:spacing w:after="40" w:before="0"/>
+            </w:pPr>
+            <w:r>
+              <w:rPr>
+                <w:i/>
+                <w:iCs/>
+                <w:color w:val="3F4D5C"/>
+                <w:sz w:val="20"/>
+                <w:szCs w:val="20"/>
+              </w:rPr>
+              <w:t xml:space="preserve">A. Suma: 4 + 6 + 8 + 10 = ___</w:t>
+            </w:r>
+          </w:p>
+        </w:tc>
+        <w:tc>
+          <w:tcPr>
+            <w:tcW w:type="dxa" w:w="3560"/>
+            <w:tcMar>
+              <w:top w:type="dxa" w:w="80"/>
+              <w:left w:type="dxa" w:w="100"/>
+              <w:bottom w:type="dxa" w:w="80"/>
+              <w:right w:type="dxa" w:w="100"/>
+            </w:tcMar>
+            <w:vAlign w:val="top"/>
+          </w:tcPr>
+          <w:p>
+            <w:pPr>
+              <w:spacing w:after="50" w:before="0"/>
+            </w:pPr>
+            <w:r>
+              <w:rPr>
+                <w:color w:val="BBBBBB"/>
+                <w:sz w:val="18"/>
+                <w:szCs w:val="18"/>
+              </w:rPr>
+              <w:t xml:space="preserve">____________________________</w:t>
+            </w:r>
+          </w:p>
+          <w:p>
+            <w:pPr>
+              <w:spacing w:after="50" w:before="0"/>
+            </w:pPr>
+            <w:r>
+              <w:rPr>
+                <w:color w:val="BBBBBB"/>
+                <w:sz w:val="18"/>
+                <w:szCs w:val="18"/>
+              </w:rPr>
+              <w:t xml:space="preserve">____________________________</w:t>
+            </w:r>
+          </w:p>
+          <w:p>
+            <w:pPr>
+              <w:spacing w:after="50" w:before="0"/>
+            </w:pPr>
+            <w:r>
+              <w:rPr>
+                <w:color w:val="BBBBBB"/>
+                <w:sz w:val="18"/>
+                <w:szCs w:val="18"/>
+              </w:rPr>
+              <w:t xml:space="preserve">____________________________</w:t>
+            </w:r>
+          </w:p>
+          <w:p>
+            <w:pPr>
+              <w:spacing w:after="50" w:before="0"/>
+            </w:pPr>
+            <w:r>
+              <w:rPr>
+                <w:color w:val="BBBBBB"/>
+                <w:sz w:val="18"/>
+                <w:szCs w:val="18"/>
+              </w:rPr>
+              <w:t xml:space="preserve">____________________________</w:t>
+            </w:r>
+          </w:p>
+        </w:tc>
+        <w:tc>
+          <w:tcPr>
+            <w:tcW w:type="dxa" w:w="3000"/>
+            <w:shd w:fill="FBF3E2" w:color="auto" w:val="clear"/>
+            <w:tcMar>
+              <w:top w:type="dxa" w:w="80"/>
+              <w:left w:type="dxa" w:w="100"/>
+              <w:bottom w:type="dxa" w:w="80"/>
+              <w:right w:type="dxa" w:w="100"/>
+            </w:tcMar>
+            <w:vAlign w:val="top"/>
+          </w:tcPr>
+          <w:p>
+            <w:pPr>
+              <w:spacing w:after="30" w:before="0"/>
+            </w:pPr>
+            <w:r>
+              <w:rPr>
+                <w:b/>
+                <w:bCs/>
+                <w:color w:val="0F2B3C"/>
+                <w:sz w:val="18"/>
+                <w:szCs w:val="18"/>
+              </w:rPr>
+              <w:t xml:space="preserve">Because... ________________</w:t>
+            </w:r>
+          </w:p>
+          <w:p>
+            <w:pPr>
+              <w:spacing w:after="50" w:before="0"/>
+            </w:pPr>
+            <w:r>
+              <w:rPr>
+                <w:color w:val="BBBBBB"/>
+                <w:sz w:val="18"/>
+                <w:szCs w:val="18"/>
+              </w:rPr>
+              <w:t xml:space="preserve">____________________________</w:t>
+            </w:r>
+          </w:p>
+          <w:p>
+            <w:pPr>
+              <w:spacing w:after="30" w:before="40"/>
+            </w:pPr>
+            <w:r>
+              <w:rPr>
+                <w:b/>
+                <w:bCs/>
+                <w:color w:val="1A6FB5"/>
+                <w:sz w:val="18"/>
+                <w:szCs w:val="18"/>
+              </w:rPr>
+              <w:t xml:space="preserve">Although... _______________</w:t>
+            </w:r>
+          </w:p>
+          <w:p>
+            <w:pPr>
+              <w:spacing w:after="50" w:before="0"/>
+            </w:pPr>
+            <w:r>
+              <w:rPr>
+                <w:color w:val="BBBBBB"/>
+                <w:sz w:val="18"/>
+                <w:szCs w:val="18"/>
+              </w:rPr>
+              <w:t xml:space="preserve">____________________________</w:t>
+            </w:r>
+          </w:p>
+          <w:p>
+            <w:pPr>
+              <w:spacing w:after="30" w:before="40"/>
+            </w:pPr>
+            <w:r>
+              <w:rPr>
+                <w:b/>
+                <w:bCs/>
+                <w:color w:val="7A5400"/>
+                <w:sz w:val="18"/>
+                <w:szCs w:val="18"/>
+              </w:rPr>
+              <w:t xml:space="preserve">Therefore... ______________</w:t>
+            </w:r>
+          </w:p>
+          <w:p>
+            <w:pPr>
+              <w:spacing w:after="50" w:before="0"/>
+            </w:pPr>
+            <w:r>
+              <w:rPr>
+                <w:color w:val="BBBBBB"/>
+                <w:sz w:val="18"/>
+                <w:szCs w:val="18"/>
+              </w:rPr>
+              <w:t xml:space="preserve">____________________________</w:t>
+            </w:r>
+          </w:p>
+        </w:tc>
+      </w:tr>
+    </w:tbl>
     <w:p>
       <w:pPr>
         <w:spacing w:after="60" w:before="0"/>
       </w:pPr>
       <w:r>
-        <w:rPr>
-          <w:i/>
-          <w:iCs/>
-          <w:color w:val="3F4D5C"/>
-          <w:sz w:val="20"/>
-          <w:szCs w:val="20"/>
-        </w:rPr>
-        <w:t xml:space="preserve">A. Suma: 4 + 6 + 8 + 10 = ___</w:t>
-      </w:r>
-    </w:p>
-    <w:p>
-      <w:pPr>
-        <w:spacing w:after="80" w:before="0"/>
-      </w:pPr>
-      <w:r>
-        <w:rPr>
-          <w:color w:val="BBBBBB"/>
-        </w:rPr>
-        <w:t xml:space="preserve">____________________________________________________</w:t>
-      </w:r>
-    </w:p>
-    <w:p>
-      <w:pPr>
-        <w:spacing w:after="40" w:before="0"/>
-      </w:pPr>
-      <w:r>
-        <w:rPr>
-          <w:sz w:val="22"/>
-          <w:szCs w:val="22"/>
-        </w:rPr>
-        <w:t xml:space="preserve">2.  Share 28 equally into 4 groups. 28 ÷ 4 = ___</w:t>
-      </w:r>
-    </w:p>
+        <w:t xml:space="preserve"/>
+      </w:r>
+    </w:p>
+    <w:tbl>
+      <w:tblPr>
+        <w:tblW w:type="dxa" w:w="9360"/>
+        <w:tblBorders>
+          <w:top w:val="single" w:color="C7D2DD" w:sz="6"/>
+          <w:left w:val="single" w:color="C7D2DD" w:sz="6"/>
+          <w:bottom w:val="single" w:color="C7D2DD" w:sz="6"/>
+          <w:right w:val="single" w:color="C7D2DD" w:sz="6"/>
+          <w:insideH w:val="single" w:color="C7D2DD" w:sz="6"/>
+          <w:insideV w:val="single" w:color="C7D2DD" w:sz="6"/>
+        </w:tblBorders>
+      </w:tblPr>
+      <w:tblGrid>
+        <w:gridCol w:w="2800"/>
+        <w:gridCol w:w="3560"/>
+        <w:gridCol w:w="3000"/>
+      </w:tblGrid>
+      <w:tr>
+        <w:trPr>
+          <w:cantSplit/>
+          <w:tblHeader/>
+        </w:trPr>
+        <w:tc>
+          <w:tcPr>
+            <w:tcW w:type="dxa" w:w="2800"/>
+            <w:shd w:fill="EEF4F8" w:color="auto" w:val="clear"/>
+            <w:tcMar>
+              <w:top w:type="dxa" w:w="60"/>
+              <w:left w:type="dxa" w:w="100"/>
+              <w:bottom w:type="dxa" w:w="60"/>
+              <w:right w:type="dxa" w:w="100"/>
+            </w:tcMar>
+          </w:tcPr>
+          <w:p>
+            <w:pPr>
+              <w:spacing w:after="0" w:before="0"/>
+            </w:pPr>
+            <w:r>
+              <w:rPr>
+                <w:b/>
+                <w:bCs/>
+                <w:color w:val="0F2B3C"/>
+                <w:sz w:val="16"/>
+                <w:szCs w:val="16"/>
+              </w:rPr>
+              <w:t xml:space="preserve">CORE PROBLEM / GIVEN REPRESENTATION</w:t>
+            </w:r>
+          </w:p>
+        </w:tc>
+        <w:tc>
+          <w:tcPr>
+            <w:tcW w:type="dxa" w:w="3560"/>
+            <w:shd w:fill="EEF4F8" w:color="auto" w:val="clear"/>
+            <w:tcMar>
+              <w:top w:type="dxa" w:w="60"/>
+              <w:left w:type="dxa" w:w="100"/>
+              <w:bottom w:type="dxa" w:w="60"/>
+              <w:right w:type="dxa" w:w="100"/>
+            </w:tcMar>
+          </w:tcPr>
+          <w:p>
+            <w:pPr>
+              <w:spacing w:after="0" w:before="0"/>
+            </w:pPr>
+            <w:r>
+              <w:rPr>
+                <w:b/>
+                <w:bCs/>
+                <w:color w:val="0F2B3C"/>
+                <w:sz w:val="16"/>
+                <w:szCs w:val="16"/>
+              </w:rPr>
+              <w:t xml:space="preserve">WORKING SPACE / CALCULATION STEPS</w:t>
+            </w:r>
+          </w:p>
+        </w:tc>
+        <w:tc>
+          <w:tcPr>
+            <w:tcW w:type="dxa" w:w="3000"/>
+            <w:shd w:fill="FBF3E2" w:color="auto" w:val="clear"/>
+            <w:tcMar>
+              <w:top w:type="dxa" w:w="60"/>
+              <w:left w:type="dxa" w:w="100"/>
+              <w:bottom w:type="dxa" w:w="60"/>
+              <w:right w:type="dxa" w:w="100"/>
+            </w:tcMar>
+          </w:tcPr>
+          <w:p>
+            <w:pPr>
+              <w:spacing w:after="0" w:before="0"/>
+            </w:pPr>
+            <w:r>
+              <w:rPr>
+                <w:b/>
+                <w:bCs/>
+                <w:color w:val="7A5400"/>
+                <w:sz w:val="16"/>
+                <w:szCs w:val="16"/>
+              </w:rPr>
+              <w:t xml:space="preserve">EXPLAIN YOUR REASONING</w:t>
+            </w:r>
+          </w:p>
+        </w:tc>
+      </w:tr>
+      <w:tr>
+        <w:trPr>
+          <w:cantSplit/>
+        </w:trPr>
+        <w:tc>
+          <w:tcPr>
+            <w:tcW w:type="dxa" w:w="2800"/>
+            <w:tcMar>
+              <w:top w:type="dxa" w:w="80"/>
+              <w:left w:type="dxa" w:w="100"/>
+              <w:bottom w:type="dxa" w:w="80"/>
+              <w:right w:type="dxa" w:w="100"/>
+            </w:tcMar>
+            <w:vAlign w:val="top"/>
+          </w:tcPr>
+          <w:p>
+            <w:pPr>
+              <w:spacing w:after="40" w:before="0"/>
+            </w:pPr>
+            <w:r>
+              <w:rPr>
+                <w:b/>
+                <w:bCs/>
+                <w:color w:val="0F2B3C"/>
+                <w:sz w:val="20"/>
+                <w:szCs w:val="20"/>
+              </w:rPr>
+              <w:t xml:space="preserve">2.  Share 28 equally into 4 groups. 28 ÷ 4 = ___</w:t>
+            </w:r>
+          </w:p>
+          <w:p>
+            <w:pPr>
+              <w:spacing w:after="40" w:before="0"/>
+            </w:pPr>
+            <w:r>
+              <w:rPr>
+                <w:i/>
+                <w:iCs/>
+                <w:color w:val="3F4D5C"/>
+                <w:sz w:val="20"/>
+                <w:szCs w:val="20"/>
+              </w:rPr>
+              <w:t xml:space="preserve">B. Reparte 28 en partes iguales en 4 grupos. 28 ÷ 4 = ___</w:t>
+            </w:r>
+          </w:p>
+        </w:tc>
+        <w:tc>
+          <w:tcPr>
+            <w:tcW w:type="dxa" w:w="3560"/>
+            <w:tcMar>
+              <w:top w:type="dxa" w:w="80"/>
+              <w:left w:type="dxa" w:w="100"/>
+              <w:bottom w:type="dxa" w:w="80"/>
+              <w:right w:type="dxa" w:w="100"/>
+            </w:tcMar>
+            <w:vAlign w:val="top"/>
+          </w:tcPr>
+          <w:p>
+            <w:pPr>
+              <w:spacing w:after="50" w:before="0"/>
+            </w:pPr>
+            <w:r>
+              <w:rPr>
+                <w:color w:val="BBBBBB"/>
+                <w:sz w:val="18"/>
+                <w:szCs w:val="18"/>
+              </w:rPr>
+              <w:t xml:space="preserve">____________________________</w:t>
+            </w:r>
+          </w:p>
+          <w:p>
+            <w:pPr>
+              <w:spacing w:after="50" w:before="0"/>
+            </w:pPr>
+            <w:r>
+              <w:rPr>
+                <w:color w:val="BBBBBB"/>
+                <w:sz w:val="18"/>
+                <w:szCs w:val="18"/>
+              </w:rPr>
+              <w:t xml:space="preserve">____________________________</w:t>
+            </w:r>
+          </w:p>
+          <w:p>
+            <w:pPr>
+              <w:spacing w:after="50" w:before="0"/>
+            </w:pPr>
+            <w:r>
+              <w:rPr>
+                <w:color w:val="BBBBBB"/>
+                <w:sz w:val="18"/>
+                <w:szCs w:val="18"/>
+              </w:rPr>
+              <w:t xml:space="preserve">____________________________</w:t>
+            </w:r>
+          </w:p>
+          <w:p>
+            <w:pPr>
+              <w:spacing w:after="50" w:before="0"/>
+            </w:pPr>
+            <w:r>
+              <w:rPr>
+                <w:color w:val="BBBBBB"/>
+                <w:sz w:val="18"/>
+                <w:szCs w:val="18"/>
+              </w:rPr>
+              <w:t xml:space="preserve">____________________________</w:t>
+            </w:r>
+          </w:p>
+        </w:tc>
+        <w:tc>
+          <w:tcPr>
+            <w:tcW w:type="dxa" w:w="3000"/>
+            <w:shd w:fill="FBF3E2" w:color="auto" w:val="clear"/>
+            <w:tcMar>
+              <w:top w:type="dxa" w:w="80"/>
+              <w:left w:type="dxa" w:w="100"/>
+              <w:bottom w:type="dxa" w:w="80"/>
+              <w:right w:type="dxa" w:w="100"/>
+            </w:tcMar>
+            <w:vAlign w:val="top"/>
+          </w:tcPr>
+          <w:p>
+            <w:pPr>
+              <w:spacing w:after="30" w:before="0"/>
+            </w:pPr>
+            <w:r>
+              <w:rPr>
+                <w:b/>
+                <w:bCs/>
+                <w:color w:val="0F2B3C"/>
+                <w:sz w:val="18"/>
+                <w:szCs w:val="18"/>
+              </w:rPr>
+              <w:t xml:space="preserve">Because... ________________</w:t>
+            </w:r>
+          </w:p>
+          <w:p>
+            <w:pPr>
+              <w:spacing w:after="50" w:before="0"/>
+            </w:pPr>
+            <w:r>
+              <w:rPr>
+                <w:color w:val="BBBBBB"/>
+                <w:sz w:val="18"/>
+                <w:szCs w:val="18"/>
+              </w:rPr>
+              <w:t xml:space="preserve">____________________________</w:t>
+            </w:r>
+          </w:p>
+          <w:p>
+            <w:pPr>
+              <w:spacing w:after="30" w:before="40"/>
+            </w:pPr>
+            <w:r>
+              <w:rPr>
+                <w:b/>
+                <w:bCs/>
+                <w:color w:val="1A6FB5"/>
+                <w:sz w:val="18"/>
+                <w:szCs w:val="18"/>
+              </w:rPr>
+              <w:t xml:space="preserve">Although... _______________</w:t>
+            </w:r>
+          </w:p>
+          <w:p>
+            <w:pPr>
+              <w:spacing w:after="50" w:before="0"/>
+            </w:pPr>
+            <w:r>
+              <w:rPr>
+                <w:color w:val="BBBBBB"/>
+                <w:sz w:val="18"/>
+                <w:szCs w:val="18"/>
+              </w:rPr>
+              <w:t xml:space="preserve">____________________________</w:t>
+            </w:r>
+          </w:p>
+          <w:p>
+            <w:pPr>
+              <w:spacing w:after="30" w:before="40"/>
+            </w:pPr>
+            <w:r>
+              <w:rPr>
+                <w:b/>
+                <w:bCs/>
+                <w:color w:val="7A5400"/>
+                <w:sz w:val="18"/>
+                <w:szCs w:val="18"/>
+              </w:rPr>
+              <w:t xml:space="preserve">Therefore... ______________</w:t>
+            </w:r>
+          </w:p>
+          <w:p>
+            <w:pPr>
+              <w:spacing w:after="50" w:before="0"/>
+            </w:pPr>
+            <w:r>
+              <w:rPr>
+                <w:color w:val="BBBBBB"/>
+                <w:sz w:val="18"/>
+                <w:szCs w:val="18"/>
+              </w:rPr>
+              <w:t xml:space="preserve">____________________________</w:t>
+            </w:r>
+          </w:p>
+        </w:tc>
+      </w:tr>
+    </w:tbl>
     <w:p>
       <w:pPr>
         <w:spacing w:after="60" w:before="0"/>
       </w:pPr>
       <w:r>
-        <w:rPr>
-          <w:i/>
-          <w:iCs/>
-          <w:color w:val="3F4D5C"/>
-          <w:sz w:val="20"/>
-          <w:szCs w:val="20"/>
-        </w:rPr>
-        <w:t xml:space="preserve">B. Reparte 28 en partes iguales en 4 grupos. 28 ÷ 4 = ___</w:t>
-      </w:r>
-    </w:p>
-    <w:p>
-      <w:pPr>
-        <w:spacing w:after="80" w:before="0"/>
-      </w:pPr>
-      <w:r>
-        <w:rPr>
-          <w:color w:val="BBBBBB"/>
-        </w:rPr>
-        <w:t xml:space="preserve">____________________________________________________</w:t>
-      </w:r>
-    </w:p>
-    <w:p>
-      <w:pPr>
-        <w:spacing w:after="40" w:before="0"/>
-      </w:pPr>
-      <w:r>
-        <w:rPr>
-          <w:sz w:val="22"/>
-          <w:szCs w:val="22"/>
-        </w:rPr>
-        <w:t xml:space="preserve">3.  Add: 3 + 5 + 7 = ___</w:t>
-      </w:r>
-    </w:p>
+        <w:t xml:space="preserve"/>
+      </w:r>
+    </w:p>
+    <w:tbl>
+      <w:tblPr>
+        <w:tblW w:type="dxa" w:w="9360"/>
+        <w:tblBorders>
+          <w:top w:val="single" w:color="C7D2DD" w:sz="6"/>
+          <w:left w:val="single" w:color="C7D2DD" w:sz="6"/>
+          <w:bottom w:val="single" w:color="C7D2DD" w:sz="6"/>
+          <w:right w:val="single" w:color="C7D2DD" w:sz="6"/>
+          <w:insideH w:val="single" w:color="C7D2DD" w:sz="6"/>
+          <w:insideV w:val="single" w:color="C7D2DD" w:sz="6"/>
+        </w:tblBorders>
+      </w:tblPr>
+      <w:tblGrid>
+        <w:gridCol w:w="2800"/>
+        <w:gridCol w:w="3560"/>
+        <w:gridCol w:w="3000"/>
+      </w:tblGrid>
+      <w:tr>
+        <w:trPr>
+          <w:cantSplit/>
+          <w:tblHeader/>
+        </w:trPr>
+        <w:tc>
+          <w:tcPr>
+            <w:tcW w:type="dxa" w:w="2800"/>
+            <w:shd w:fill="EEF4F8" w:color="auto" w:val="clear"/>
+            <w:tcMar>
+              <w:top w:type="dxa" w:w="60"/>
+              <w:left w:type="dxa" w:w="100"/>
+              <w:bottom w:type="dxa" w:w="60"/>
+              <w:right w:type="dxa" w:w="100"/>
+            </w:tcMar>
+          </w:tcPr>
+          <w:p>
+            <w:pPr>
+              <w:spacing w:after="0" w:before="0"/>
+            </w:pPr>
+            <w:r>
+              <w:rPr>
+                <w:b/>
+                <w:bCs/>
+                <w:color w:val="0F2B3C"/>
+                <w:sz w:val="16"/>
+                <w:szCs w:val="16"/>
+              </w:rPr>
+              <w:t xml:space="preserve">CORE PROBLEM / GIVEN REPRESENTATION</w:t>
+            </w:r>
+          </w:p>
+        </w:tc>
+        <w:tc>
+          <w:tcPr>
+            <w:tcW w:type="dxa" w:w="3560"/>
+            <w:shd w:fill="EEF4F8" w:color="auto" w:val="clear"/>
+            <w:tcMar>
+              <w:top w:type="dxa" w:w="60"/>
+              <w:left w:type="dxa" w:w="100"/>
+              <w:bottom w:type="dxa" w:w="60"/>
+              <w:right w:type="dxa" w:w="100"/>
+            </w:tcMar>
+          </w:tcPr>
+          <w:p>
+            <w:pPr>
+              <w:spacing w:after="0" w:before="0"/>
+            </w:pPr>
+            <w:r>
+              <w:rPr>
+                <w:b/>
+                <w:bCs/>
+                <w:color w:val="0F2B3C"/>
+                <w:sz w:val="16"/>
+                <w:szCs w:val="16"/>
+              </w:rPr>
+              <w:t xml:space="preserve">WORKING SPACE / CALCULATION STEPS</w:t>
+            </w:r>
+          </w:p>
+        </w:tc>
+        <w:tc>
+          <w:tcPr>
+            <w:tcW w:type="dxa" w:w="3000"/>
+            <w:shd w:fill="FBF3E2" w:color="auto" w:val="clear"/>
+            <w:tcMar>
+              <w:top w:type="dxa" w:w="60"/>
+              <w:left w:type="dxa" w:w="100"/>
+              <w:bottom w:type="dxa" w:w="60"/>
+              <w:right w:type="dxa" w:w="100"/>
+            </w:tcMar>
+          </w:tcPr>
+          <w:p>
+            <w:pPr>
+              <w:spacing w:after="0" w:before="0"/>
+            </w:pPr>
+            <w:r>
+              <w:rPr>
+                <w:b/>
+                <w:bCs/>
+                <w:color w:val="7A5400"/>
+                <w:sz w:val="16"/>
+                <w:szCs w:val="16"/>
+              </w:rPr>
+              <w:t xml:space="preserve">EXPLAIN YOUR REASONING</w:t>
+            </w:r>
+          </w:p>
+        </w:tc>
+      </w:tr>
+      <w:tr>
+        <w:trPr>
+          <w:cantSplit/>
+        </w:trPr>
+        <w:tc>
+          <w:tcPr>
+            <w:tcW w:type="dxa" w:w="2800"/>
+            <w:tcMar>
+              <w:top w:type="dxa" w:w="80"/>
+              <w:left w:type="dxa" w:w="100"/>
+              <w:bottom w:type="dxa" w:w="80"/>
+              <w:right w:type="dxa" w:w="100"/>
+            </w:tcMar>
+            <w:vAlign w:val="top"/>
+          </w:tcPr>
+          <w:p>
+            <w:pPr>
+              <w:spacing w:after="40" w:before="0"/>
+            </w:pPr>
+            <w:r>
+              <w:rPr>
+                <w:b/>
+                <w:bCs/>
+                <w:color w:val="0F2B3C"/>
+                <w:sz w:val="20"/>
+                <w:szCs w:val="20"/>
+              </w:rPr>
+              <w:t xml:space="preserve">3.  Add: 3 + 5 + 7 = ___</w:t>
+            </w:r>
+          </w:p>
+          <w:p>
+            <w:pPr>
+              <w:spacing w:after="40" w:before="0"/>
+            </w:pPr>
+            <w:r>
+              <w:rPr>
+                <w:i/>
+                <w:iCs/>
+                <w:color w:val="3F4D5C"/>
+                <w:sz w:val="20"/>
+                <w:szCs w:val="20"/>
+              </w:rPr>
+              <w:t xml:space="preserve">C. Suma: 3 + 5 + 7 = ___</w:t>
+            </w:r>
+          </w:p>
+        </w:tc>
+        <w:tc>
+          <w:tcPr>
+            <w:tcW w:type="dxa" w:w="3560"/>
+            <w:tcMar>
+              <w:top w:type="dxa" w:w="80"/>
+              <w:left w:type="dxa" w:w="100"/>
+              <w:bottom w:type="dxa" w:w="80"/>
+              <w:right w:type="dxa" w:w="100"/>
+            </w:tcMar>
+            <w:vAlign w:val="top"/>
+          </w:tcPr>
+          <w:p>
+            <w:pPr>
+              <w:spacing w:after="50" w:before="0"/>
+            </w:pPr>
+            <w:r>
+              <w:rPr>
+                <w:color w:val="BBBBBB"/>
+                <w:sz w:val="18"/>
+                <w:szCs w:val="18"/>
+              </w:rPr>
+              <w:t xml:space="preserve">____________________________</w:t>
+            </w:r>
+          </w:p>
+          <w:p>
+            <w:pPr>
+              <w:spacing w:after="50" w:before="0"/>
+            </w:pPr>
+            <w:r>
+              <w:rPr>
+                <w:color w:val="BBBBBB"/>
+                <w:sz w:val="18"/>
+                <w:szCs w:val="18"/>
+              </w:rPr>
+              <w:t xml:space="preserve">____________________________</w:t>
+            </w:r>
+          </w:p>
+          <w:p>
+            <w:pPr>
+              <w:spacing w:after="50" w:before="0"/>
+            </w:pPr>
+            <w:r>
+              <w:rPr>
+                <w:color w:val="BBBBBB"/>
+                <w:sz w:val="18"/>
+                <w:szCs w:val="18"/>
+              </w:rPr>
+              <w:t xml:space="preserve">____________________________</w:t>
+            </w:r>
+          </w:p>
+          <w:p>
+            <w:pPr>
+              <w:spacing w:after="50" w:before="0"/>
+            </w:pPr>
+            <w:r>
+              <w:rPr>
+                <w:color w:val="BBBBBB"/>
+                <w:sz w:val="18"/>
+                <w:szCs w:val="18"/>
+              </w:rPr>
+              <w:t xml:space="preserve">____________________________</w:t>
+            </w:r>
+          </w:p>
+        </w:tc>
+        <w:tc>
+          <w:tcPr>
+            <w:tcW w:type="dxa" w:w="3000"/>
+            <w:shd w:fill="FBF3E2" w:color="auto" w:val="clear"/>
+            <w:tcMar>
+              <w:top w:type="dxa" w:w="80"/>
+              <w:left w:type="dxa" w:w="100"/>
+              <w:bottom w:type="dxa" w:w="80"/>
+              <w:right w:type="dxa" w:w="100"/>
+            </w:tcMar>
+            <w:vAlign w:val="top"/>
+          </w:tcPr>
+          <w:p>
+            <w:pPr>
+              <w:spacing w:after="30" w:before="0"/>
+            </w:pPr>
+            <w:r>
+              <w:rPr>
+                <w:b/>
+                <w:bCs/>
+                <w:color w:val="0F2B3C"/>
+                <w:sz w:val="18"/>
+                <w:szCs w:val="18"/>
+              </w:rPr>
+              <w:t xml:space="preserve">Because... ________________</w:t>
+            </w:r>
+          </w:p>
+          <w:p>
+            <w:pPr>
+              <w:spacing w:after="50" w:before="0"/>
+            </w:pPr>
+            <w:r>
+              <w:rPr>
+                <w:color w:val="BBBBBB"/>
+                <w:sz w:val="18"/>
+                <w:szCs w:val="18"/>
+              </w:rPr>
+              <w:t xml:space="preserve">____________________________</w:t>
+            </w:r>
+          </w:p>
+          <w:p>
+            <w:pPr>
+              <w:spacing w:after="30" w:before="40"/>
+            </w:pPr>
+            <w:r>
+              <w:rPr>
+                <w:b/>
+                <w:bCs/>
+                <w:color w:val="1A6FB5"/>
+                <w:sz w:val="18"/>
+                <w:szCs w:val="18"/>
+              </w:rPr>
+              <w:t xml:space="preserve">Although... _______________</w:t>
+            </w:r>
+          </w:p>
+          <w:p>
+            <w:pPr>
+              <w:spacing w:after="50" w:before="0"/>
+            </w:pPr>
+            <w:r>
+              <w:rPr>
+                <w:color w:val="BBBBBB"/>
+                <w:sz w:val="18"/>
+                <w:szCs w:val="18"/>
+              </w:rPr>
+              <w:t xml:space="preserve">____________________________</w:t>
+            </w:r>
+          </w:p>
+          <w:p>
+            <w:pPr>
+              <w:spacing w:after="30" w:before="40"/>
+            </w:pPr>
+            <w:r>
+              <w:rPr>
+                <w:b/>
+                <w:bCs/>
+                <w:color w:val="7A5400"/>
+                <w:sz w:val="18"/>
+                <w:szCs w:val="18"/>
+              </w:rPr>
+              <w:t xml:space="preserve">Therefore... ______________</w:t>
+            </w:r>
+          </w:p>
+          <w:p>
+            <w:pPr>
+              <w:spacing w:after="50" w:before="0"/>
+            </w:pPr>
+            <w:r>
+              <w:rPr>
+                <w:color w:val="BBBBBB"/>
+                <w:sz w:val="18"/>
+                <w:szCs w:val="18"/>
+              </w:rPr>
+              <w:t xml:space="preserve">____________________________</w:t>
+            </w:r>
+          </w:p>
+        </w:tc>
+      </w:tr>
+    </w:tbl>
     <w:p>
       <w:pPr>
         <w:spacing w:after="60" w:before="0"/>
       </w:pPr>
       <w:r>
-        <w:rPr>
-          <w:i/>
-          <w:iCs/>
-          <w:color w:val="3F4D5C"/>
-          <w:sz w:val="20"/>
-          <w:szCs w:val="20"/>
-        </w:rPr>
-        <w:t xml:space="preserve">C. Suma: 3 + 5 + 7 = ___</w:t>
-      </w:r>
-    </w:p>
-    <w:p>
-      <w:pPr>
-        <w:spacing w:after="80" w:before="0"/>
-      </w:pPr>
-      <w:r>
-        <w:rPr>
-          <w:color w:val="BBBBBB"/>
-        </w:rPr>
-        <w:t xml:space="preserve">____________________________________________________</w:t>
-      </w:r>
-    </w:p>
-    <w:p>
-      <w:pPr>
-        <w:spacing w:after="40" w:before="0"/>
-      </w:pPr>
-      <w:r>
-        <w:rPr>
-          <w:sz w:val="22"/>
-          <w:szCs w:val="22"/>
-        </w:rPr>
-        <w:t xml:space="preserve">4.  You need 10 points and you have 6. How many more do you need?</w:t>
-      </w:r>
-    </w:p>
+        <w:t xml:space="preserve"/>
+      </w:r>
+    </w:p>
+    <w:tbl>
+      <w:tblPr>
+        <w:tblW w:type="dxa" w:w="9360"/>
+        <w:tblBorders>
+          <w:top w:val="single" w:color="C7D2DD" w:sz="6"/>
+          <w:left w:val="single" w:color="C7D2DD" w:sz="6"/>
+          <w:bottom w:val="single" w:color="C7D2DD" w:sz="6"/>
+          <w:right w:val="single" w:color="C7D2DD" w:sz="6"/>
+          <w:insideH w:val="single" w:color="C7D2DD" w:sz="6"/>
+          <w:insideV w:val="single" w:color="C7D2DD" w:sz="6"/>
+        </w:tblBorders>
+      </w:tblPr>
+      <w:tblGrid>
+        <w:gridCol w:w="2800"/>
+        <w:gridCol w:w="3560"/>
+        <w:gridCol w:w="3000"/>
+      </w:tblGrid>
+      <w:tr>
+        <w:trPr>
+          <w:cantSplit/>
+          <w:tblHeader/>
+        </w:trPr>
+        <w:tc>
+          <w:tcPr>
+            <w:tcW w:type="dxa" w:w="2800"/>
+            <w:shd w:fill="EEF4F8" w:color="auto" w:val="clear"/>
+            <w:tcMar>
+              <w:top w:type="dxa" w:w="60"/>
+              <w:left w:type="dxa" w:w="100"/>
+              <w:bottom w:type="dxa" w:w="60"/>
+              <w:right w:type="dxa" w:w="100"/>
+            </w:tcMar>
+          </w:tcPr>
+          <w:p>
+            <w:pPr>
+              <w:spacing w:after="0" w:before="0"/>
+            </w:pPr>
+            <w:r>
+              <w:rPr>
+                <w:b/>
+                <w:bCs/>
+                <w:color w:val="0F2B3C"/>
+                <w:sz w:val="16"/>
+                <w:szCs w:val="16"/>
+              </w:rPr>
+              <w:t xml:space="preserve">CORE PROBLEM / GIVEN REPRESENTATION</w:t>
+            </w:r>
+          </w:p>
+        </w:tc>
+        <w:tc>
+          <w:tcPr>
+            <w:tcW w:type="dxa" w:w="3560"/>
+            <w:shd w:fill="EEF4F8" w:color="auto" w:val="clear"/>
+            <w:tcMar>
+              <w:top w:type="dxa" w:w="60"/>
+              <w:left w:type="dxa" w:w="100"/>
+              <w:bottom w:type="dxa" w:w="60"/>
+              <w:right w:type="dxa" w:w="100"/>
+            </w:tcMar>
+          </w:tcPr>
+          <w:p>
+            <w:pPr>
+              <w:spacing w:after="0" w:before="0"/>
+            </w:pPr>
+            <w:r>
+              <w:rPr>
+                <w:b/>
+                <w:bCs/>
+                <w:color w:val="0F2B3C"/>
+                <w:sz w:val="16"/>
+                <w:szCs w:val="16"/>
+              </w:rPr>
+              <w:t xml:space="preserve">WORKING SPACE / CALCULATION STEPS</w:t>
+            </w:r>
+          </w:p>
+        </w:tc>
+        <w:tc>
+          <w:tcPr>
+            <w:tcW w:type="dxa" w:w="3000"/>
+            <w:shd w:fill="FBF3E2" w:color="auto" w:val="clear"/>
+            <w:tcMar>
+              <w:top w:type="dxa" w:w="60"/>
+              <w:left w:type="dxa" w:w="100"/>
+              <w:bottom w:type="dxa" w:w="60"/>
+              <w:right w:type="dxa" w:w="100"/>
+            </w:tcMar>
+          </w:tcPr>
+          <w:p>
+            <w:pPr>
+              <w:spacing w:after="0" w:before="0"/>
+            </w:pPr>
+            <w:r>
+              <w:rPr>
+                <w:b/>
+                <w:bCs/>
+                <w:color w:val="7A5400"/>
+                <w:sz w:val="16"/>
+                <w:szCs w:val="16"/>
+              </w:rPr>
+              <w:t xml:space="preserve">EXPLAIN YOUR REASONING</w:t>
+            </w:r>
+          </w:p>
+        </w:tc>
+      </w:tr>
+      <w:tr>
+        <w:trPr>
+          <w:cantSplit/>
+        </w:trPr>
+        <w:tc>
+          <w:tcPr>
+            <w:tcW w:type="dxa" w:w="2800"/>
+            <w:tcMar>
+              <w:top w:type="dxa" w:w="80"/>
+              <w:left w:type="dxa" w:w="100"/>
+              <w:bottom w:type="dxa" w:w="80"/>
+              <w:right w:type="dxa" w:w="100"/>
+            </w:tcMar>
+            <w:vAlign w:val="top"/>
+          </w:tcPr>
+          <w:p>
+            <w:pPr>
+              <w:spacing w:after="40" w:before="0"/>
+            </w:pPr>
+            <w:r>
+              <w:rPr>
+                <w:b/>
+                <w:bCs/>
+                <w:color w:val="0F2B3C"/>
+                <w:sz w:val="20"/>
+                <w:szCs w:val="20"/>
+              </w:rPr>
+              <w:t xml:space="preserve">4.  You need 10 points and you have 6. How many more do you need?</w:t>
+            </w:r>
+          </w:p>
+          <w:p>
+            <w:pPr>
+              <w:spacing w:after="40" w:before="0"/>
+            </w:pPr>
+            <w:r>
+              <w:rPr>
+                <w:i/>
+                <w:iCs/>
+                <w:color w:val="3F4D5C"/>
+                <w:sz w:val="20"/>
+                <w:szCs w:val="20"/>
+              </w:rPr>
+              <w:t xml:space="preserve">D. Necesitas 10 puntos y tienes 6. ¿Cuántos más necesitas?</w:t>
+            </w:r>
+          </w:p>
+        </w:tc>
+        <w:tc>
+          <w:tcPr>
+            <w:tcW w:type="dxa" w:w="3560"/>
+            <w:tcMar>
+              <w:top w:type="dxa" w:w="80"/>
+              <w:left w:type="dxa" w:w="100"/>
+              <w:bottom w:type="dxa" w:w="80"/>
+              <w:right w:type="dxa" w:w="100"/>
+            </w:tcMar>
+            <w:vAlign w:val="top"/>
+          </w:tcPr>
+          <w:p>
+            <w:pPr>
+              <w:spacing w:after="50" w:before="0"/>
+            </w:pPr>
+            <w:r>
+              <w:rPr>
+                <w:color w:val="BBBBBB"/>
+                <w:sz w:val="18"/>
+                <w:szCs w:val="18"/>
+              </w:rPr>
+              <w:t xml:space="preserve">____________________________</w:t>
+            </w:r>
+          </w:p>
+          <w:p>
+            <w:pPr>
+              <w:spacing w:after="50" w:before="0"/>
+            </w:pPr>
+            <w:r>
+              <w:rPr>
+                <w:color w:val="BBBBBB"/>
+                <w:sz w:val="18"/>
+                <w:szCs w:val="18"/>
+              </w:rPr>
+              <w:t xml:space="preserve">____________________________</w:t>
+            </w:r>
+          </w:p>
+          <w:p>
+            <w:pPr>
+              <w:spacing w:after="50" w:before="0"/>
+            </w:pPr>
+            <w:r>
+              <w:rPr>
+                <w:color w:val="BBBBBB"/>
+                <w:sz w:val="18"/>
+                <w:szCs w:val="18"/>
+              </w:rPr>
+              <w:t xml:space="preserve">____________________________</w:t>
+            </w:r>
+          </w:p>
+          <w:p>
+            <w:pPr>
+              <w:spacing w:after="50" w:before="0"/>
+            </w:pPr>
+            <w:r>
+              <w:rPr>
+                <w:color w:val="BBBBBB"/>
+                <w:sz w:val="18"/>
+                <w:szCs w:val="18"/>
+              </w:rPr>
+              <w:t xml:space="preserve">____________________________</w:t>
+            </w:r>
+          </w:p>
+        </w:tc>
+        <w:tc>
+          <w:tcPr>
+            <w:tcW w:type="dxa" w:w="3000"/>
+            <w:shd w:fill="FBF3E2" w:color="auto" w:val="clear"/>
+            <w:tcMar>
+              <w:top w:type="dxa" w:w="80"/>
+              <w:left w:type="dxa" w:w="100"/>
+              <w:bottom w:type="dxa" w:w="80"/>
+              <w:right w:type="dxa" w:w="100"/>
+            </w:tcMar>
+            <w:vAlign w:val="top"/>
+          </w:tcPr>
+          <w:p>
+            <w:pPr>
+              <w:spacing w:after="30" w:before="0"/>
+            </w:pPr>
+            <w:r>
+              <w:rPr>
+                <w:b/>
+                <w:bCs/>
+                <w:color w:val="0F2B3C"/>
+                <w:sz w:val="18"/>
+                <w:szCs w:val="18"/>
+              </w:rPr>
+              <w:t xml:space="preserve">Because... ________________</w:t>
+            </w:r>
+          </w:p>
+          <w:p>
+            <w:pPr>
+              <w:spacing w:after="50" w:before="0"/>
+            </w:pPr>
+            <w:r>
+              <w:rPr>
+                <w:color w:val="BBBBBB"/>
+                <w:sz w:val="18"/>
+                <w:szCs w:val="18"/>
+              </w:rPr>
+              <w:t xml:space="preserve">____________________________</w:t>
+            </w:r>
+          </w:p>
+          <w:p>
+            <w:pPr>
+              <w:spacing w:after="30" w:before="40"/>
+            </w:pPr>
+            <w:r>
+              <w:rPr>
+                <w:b/>
+                <w:bCs/>
+                <w:color w:val="1A6FB5"/>
+                <w:sz w:val="18"/>
+                <w:szCs w:val="18"/>
+              </w:rPr>
+              <w:t xml:space="preserve">Although... _______________</w:t>
+            </w:r>
+          </w:p>
+          <w:p>
+            <w:pPr>
+              <w:spacing w:after="50" w:before="0"/>
+            </w:pPr>
+            <w:r>
+              <w:rPr>
+                <w:color w:val="BBBBBB"/>
+                <w:sz w:val="18"/>
+                <w:szCs w:val="18"/>
+              </w:rPr>
+              <w:t xml:space="preserve">____________________________</w:t>
+            </w:r>
+          </w:p>
+          <w:p>
+            <w:pPr>
+              <w:spacing w:after="30" w:before="40"/>
+            </w:pPr>
+            <w:r>
+              <w:rPr>
+                <w:b/>
+                <w:bCs/>
+                <w:color w:val="7A5400"/>
+                <w:sz w:val="18"/>
+                <w:szCs w:val="18"/>
+              </w:rPr>
+              <w:t xml:space="preserve">Therefore... ______________</w:t>
+            </w:r>
+          </w:p>
+          <w:p>
+            <w:pPr>
+              <w:spacing w:after="50" w:before="0"/>
+            </w:pPr>
+            <w:r>
+              <w:rPr>
+                <w:color w:val="BBBBBB"/>
+                <w:sz w:val="18"/>
+                <w:szCs w:val="18"/>
+              </w:rPr>
+              <w:t xml:space="preserve">____________________________</w:t>
+            </w:r>
+          </w:p>
+        </w:tc>
+      </w:tr>
+    </w:tbl>
     <w:p>
       <w:pPr>
         <w:spacing w:after="60" w:before="0"/>
       </w:pPr>
       <w:r>
-        <w:rPr>
-          <w:i/>
-          <w:iCs/>
-          <w:color w:val="3F4D5C"/>
-          <w:sz w:val="20"/>
-          <w:szCs w:val="20"/>
-        </w:rPr>
-        <w:t xml:space="preserve">D. Necesitas 10 puntos y tienes 6. ¿Cuántos más necesitas?</w:t>
-      </w:r>
-    </w:p>
-    <w:p>
-      <w:pPr>
-        <w:spacing w:after="80" w:before="0"/>
-      </w:pPr>
-      <w:r>
-        <w:rPr>
-          <w:color w:val="BBBBBB"/>
-        </w:rPr>
-        <w:t xml:space="preserve">____________________________________________________</w:t>
+        <w:t xml:space="preserve"/>
       </w:r>
     </w:p>
     <w:p>
@@ -353,169 +2599,1301 @@
         <w:t xml:space="preserve">Halla totales y partes que faltan.</w:t>
       </w:r>
     </w:p>
-    <w:p>
-      <w:pPr>
-        <w:spacing w:after="40" w:before="0"/>
-      </w:pPr>
-      <w:r>
-        <w:rPr>
-          <w:sz w:val="22"/>
-          <w:szCs w:val="22"/>
-        </w:rPr>
-        <w:t xml:space="preserve">1.  Add: 12 + 20 + 16 + 11 = ___</w:t>
-      </w:r>
-    </w:p>
+    <w:tbl>
+      <w:tblPr>
+        <w:tblW w:type="dxa" w:w="9360"/>
+        <w:tblBorders>
+          <w:top w:val="single" w:color="C7D2DD" w:sz="6"/>
+          <w:left w:val="single" w:color="C7D2DD" w:sz="6"/>
+          <w:bottom w:val="single" w:color="C7D2DD" w:sz="6"/>
+          <w:right w:val="single" w:color="C7D2DD" w:sz="6"/>
+          <w:insideH w:val="single" w:color="C7D2DD" w:sz="6"/>
+          <w:insideV w:val="single" w:color="C7D2DD" w:sz="6"/>
+        </w:tblBorders>
+      </w:tblPr>
+      <w:tblGrid>
+        <w:gridCol w:w="2800"/>
+        <w:gridCol w:w="3560"/>
+        <w:gridCol w:w="3000"/>
+      </w:tblGrid>
+      <w:tr>
+        <w:trPr>
+          <w:cantSplit/>
+          <w:tblHeader/>
+        </w:trPr>
+        <w:tc>
+          <w:tcPr>
+            <w:tcW w:type="dxa" w:w="2800"/>
+            <w:shd w:fill="EEF4F8" w:color="auto" w:val="clear"/>
+            <w:tcMar>
+              <w:top w:type="dxa" w:w="60"/>
+              <w:left w:type="dxa" w:w="100"/>
+              <w:bottom w:type="dxa" w:w="60"/>
+              <w:right w:type="dxa" w:w="100"/>
+            </w:tcMar>
+          </w:tcPr>
+          <w:p>
+            <w:pPr>
+              <w:spacing w:after="0" w:before="0"/>
+            </w:pPr>
+            <w:r>
+              <w:rPr>
+                <w:b/>
+                <w:bCs/>
+                <w:color w:val="0F2B3C"/>
+                <w:sz w:val="16"/>
+                <w:szCs w:val="16"/>
+              </w:rPr>
+              <w:t xml:space="preserve">CORE PROBLEM / GIVEN REPRESENTATION</w:t>
+            </w:r>
+          </w:p>
+        </w:tc>
+        <w:tc>
+          <w:tcPr>
+            <w:tcW w:type="dxa" w:w="3560"/>
+            <w:shd w:fill="EEF4F8" w:color="auto" w:val="clear"/>
+            <w:tcMar>
+              <w:top w:type="dxa" w:w="60"/>
+              <w:left w:type="dxa" w:w="100"/>
+              <w:bottom w:type="dxa" w:w="60"/>
+              <w:right w:type="dxa" w:w="100"/>
+            </w:tcMar>
+          </w:tcPr>
+          <w:p>
+            <w:pPr>
+              <w:spacing w:after="0" w:before="0"/>
+            </w:pPr>
+            <w:r>
+              <w:rPr>
+                <w:b/>
+                <w:bCs/>
+                <w:color w:val="0F2B3C"/>
+                <w:sz w:val="16"/>
+                <w:szCs w:val="16"/>
+              </w:rPr>
+              <w:t xml:space="preserve">WORKING SPACE / CALCULATION STEPS</w:t>
+            </w:r>
+          </w:p>
+        </w:tc>
+        <w:tc>
+          <w:tcPr>
+            <w:tcW w:type="dxa" w:w="3000"/>
+            <w:shd w:fill="FBF3E2" w:color="auto" w:val="clear"/>
+            <w:tcMar>
+              <w:top w:type="dxa" w:w="60"/>
+              <w:left w:type="dxa" w:w="100"/>
+              <w:bottom w:type="dxa" w:w="60"/>
+              <w:right w:type="dxa" w:w="100"/>
+            </w:tcMar>
+          </w:tcPr>
+          <w:p>
+            <w:pPr>
+              <w:spacing w:after="0" w:before="0"/>
+            </w:pPr>
+            <w:r>
+              <w:rPr>
+                <w:b/>
+                <w:bCs/>
+                <w:color w:val="7A5400"/>
+                <w:sz w:val="16"/>
+                <w:szCs w:val="16"/>
+              </w:rPr>
+              <w:t xml:space="preserve">EXPLAIN YOUR REASONING</w:t>
+            </w:r>
+          </w:p>
+        </w:tc>
+      </w:tr>
+      <w:tr>
+        <w:trPr>
+          <w:cantSplit/>
+        </w:trPr>
+        <w:tc>
+          <w:tcPr>
+            <w:tcW w:type="dxa" w:w="2800"/>
+            <w:tcMar>
+              <w:top w:type="dxa" w:w="80"/>
+              <w:left w:type="dxa" w:w="100"/>
+              <w:bottom w:type="dxa" w:w="80"/>
+              <w:right w:type="dxa" w:w="100"/>
+            </w:tcMar>
+            <w:vAlign w:val="top"/>
+          </w:tcPr>
+          <w:p>
+            <w:pPr>
+              <w:spacing w:after="40" w:before="0"/>
+            </w:pPr>
+            <w:r>
+              <w:rPr>
+                <w:b/>
+                <w:bCs/>
+                <w:color w:val="0F2B3C"/>
+                <w:sz w:val="20"/>
+                <w:szCs w:val="20"/>
+              </w:rPr>
+              <w:t xml:space="preserve">1.  Add: 12 + 20 + 16 + 11 = ___</w:t>
+            </w:r>
+          </w:p>
+          <w:p>
+            <w:pPr>
+              <w:spacing w:after="40" w:before="0"/>
+            </w:pPr>
+            <w:r>
+              <w:rPr>
+                <w:i/>
+                <w:iCs/>
+                <w:color w:val="3F4D5C"/>
+                <w:sz w:val="20"/>
+                <w:szCs w:val="20"/>
+              </w:rPr>
+              <w:t xml:space="preserve">A. Suma: 12 + 20 + 16 + 11 = ___</w:t>
+            </w:r>
+          </w:p>
+        </w:tc>
+        <w:tc>
+          <w:tcPr>
+            <w:tcW w:type="dxa" w:w="3560"/>
+            <w:tcMar>
+              <w:top w:type="dxa" w:w="80"/>
+              <w:left w:type="dxa" w:w="100"/>
+              <w:bottom w:type="dxa" w:w="80"/>
+              <w:right w:type="dxa" w:w="100"/>
+            </w:tcMar>
+            <w:vAlign w:val="top"/>
+          </w:tcPr>
+          <w:p>
+            <w:pPr>
+              <w:spacing w:after="50" w:before="0"/>
+            </w:pPr>
+            <w:r>
+              <w:rPr>
+                <w:color w:val="BBBBBB"/>
+                <w:sz w:val="18"/>
+                <w:szCs w:val="18"/>
+              </w:rPr>
+              <w:t xml:space="preserve">____________________________</w:t>
+            </w:r>
+          </w:p>
+          <w:p>
+            <w:pPr>
+              <w:spacing w:after="50" w:before="0"/>
+            </w:pPr>
+            <w:r>
+              <w:rPr>
+                <w:color w:val="BBBBBB"/>
+                <w:sz w:val="18"/>
+                <w:szCs w:val="18"/>
+              </w:rPr>
+              <w:t xml:space="preserve">____________________________</w:t>
+            </w:r>
+          </w:p>
+          <w:p>
+            <w:pPr>
+              <w:spacing w:after="50" w:before="0"/>
+            </w:pPr>
+            <w:r>
+              <w:rPr>
+                <w:color w:val="BBBBBB"/>
+                <w:sz w:val="18"/>
+                <w:szCs w:val="18"/>
+              </w:rPr>
+              <w:t xml:space="preserve">____________________________</w:t>
+            </w:r>
+          </w:p>
+          <w:p>
+            <w:pPr>
+              <w:spacing w:after="50" w:before="0"/>
+            </w:pPr>
+            <w:r>
+              <w:rPr>
+                <w:color w:val="BBBBBB"/>
+                <w:sz w:val="18"/>
+                <w:szCs w:val="18"/>
+              </w:rPr>
+              <w:t xml:space="preserve">____________________________</w:t>
+            </w:r>
+          </w:p>
+        </w:tc>
+        <w:tc>
+          <w:tcPr>
+            <w:tcW w:type="dxa" w:w="3000"/>
+            <w:shd w:fill="FBF3E2" w:color="auto" w:val="clear"/>
+            <w:tcMar>
+              <w:top w:type="dxa" w:w="80"/>
+              <w:left w:type="dxa" w:w="100"/>
+              <w:bottom w:type="dxa" w:w="80"/>
+              <w:right w:type="dxa" w:w="100"/>
+            </w:tcMar>
+            <w:vAlign w:val="top"/>
+          </w:tcPr>
+          <w:p>
+            <w:pPr>
+              <w:spacing w:after="30" w:before="0"/>
+            </w:pPr>
+            <w:r>
+              <w:rPr>
+                <w:b/>
+                <w:bCs/>
+                <w:color w:val="0F2B3C"/>
+                <w:sz w:val="18"/>
+                <w:szCs w:val="18"/>
+              </w:rPr>
+              <w:t xml:space="preserve">Because... ________________</w:t>
+            </w:r>
+          </w:p>
+          <w:p>
+            <w:pPr>
+              <w:spacing w:after="50" w:before="0"/>
+            </w:pPr>
+            <w:r>
+              <w:rPr>
+                <w:color w:val="BBBBBB"/>
+                <w:sz w:val="18"/>
+                <w:szCs w:val="18"/>
+              </w:rPr>
+              <w:t xml:space="preserve">____________________________</w:t>
+            </w:r>
+          </w:p>
+          <w:p>
+            <w:pPr>
+              <w:spacing w:after="30" w:before="40"/>
+            </w:pPr>
+            <w:r>
+              <w:rPr>
+                <w:b/>
+                <w:bCs/>
+                <w:color w:val="1A6FB5"/>
+                <w:sz w:val="18"/>
+                <w:szCs w:val="18"/>
+              </w:rPr>
+              <w:t xml:space="preserve">Although... _______________</w:t>
+            </w:r>
+          </w:p>
+          <w:p>
+            <w:pPr>
+              <w:spacing w:after="50" w:before="0"/>
+            </w:pPr>
+            <w:r>
+              <w:rPr>
+                <w:color w:val="BBBBBB"/>
+                <w:sz w:val="18"/>
+                <w:szCs w:val="18"/>
+              </w:rPr>
+              <w:t xml:space="preserve">____________________________</w:t>
+            </w:r>
+          </w:p>
+          <w:p>
+            <w:pPr>
+              <w:spacing w:after="30" w:before="40"/>
+            </w:pPr>
+            <w:r>
+              <w:rPr>
+                <w:b/>
+                <w:bCs/>
+                <w:color w:val="7A5400"/>
+                <w:sz w:val="18"/>
+                <w:szCs w:val="18"/>
+              </w:rPr>
+              <w:t xml:space="preserve">Therefore... ______________</w:t>
+            </w:r>
+          </w:p>
+          <w:p>
+            <w:pPr>
+              <w:spacing w:after="50" w:before="0"/>
+            </w:pPr>
+            <w:r>
+              <w:rPr>
+                <w:color w:val="BBBBBB"/>
+                <w:sz w:val="18"/>
+                <w:szCs w:val="18"/>
+              </w:rPr>
+              <w:t xml:space="preserve">____________________________</w:t>
+            </w:r>
+          </w:p>
+        </w:tc>
+      </w:tr>
+    </w:tbl>
     <w:p>
       <w:pPr>
         <w:spacing w:after="60" w:before="0"/>
       </w:pPr>
       <w:r>
-        <w:rPr>
-          <w:i/>
-          <w:iCs/>
-          <w:color w:val="3F4D5C"/>
-          <w:sz w:val="20"/>
-          <w:szCs w:val="20"/>
-        </w:rPr>
-        <w:t xml:space="preserve">A. Suma: 12 + 20 + 16 + 11 = ___</w:t>
-      </w:r>
-    </w:p>
-    <w:p>
-      <w:pPr>
-        <w:spacing w:after="80" w:before="0"/>
-      </w:pPr>
-      <w:r>
-        <w:rPr>
-          <w:color w:val="BBBBBB"/>
-        </w:rPr>
-        <w:t xml:space="preserve">____________________________________________________</w:t>
-      </w:r>
-    </w:p>
-    <w:p>
-      <w:pPr>
-        <w:spacing w:after="40" w:before="0"/>
-      </w:pPr>
-      <w:r>
-        <w:rPr>
-          <w:sz w:val="22"/>
-          <w:szCs w:val="22"/>
-        </w:rPr>
-        <w:t xml:space="preserve">2.  A total of 35 is shared equally by 5 people. How much does each person get?</w:t>
-      </w:r>
-    </w:p>
+        <w:t xml:space="preserve"/>
+      </w:r>
+    </w:p>
+    <w:tbl>
+      <w:tblPr>
+        <w:tblW w:type="dxa" w:w="9360"/>
+        <w:tblBorders>
+          <w:top w:val="single" w:color="C7D2DD" w:sz="6"/>
+          <w:left w:val="single" w:color="C7D2DD" w:sz="6"/>
+          <w:bottom w:val="single" w:color="C7D2DD" w:sz="6"/>
+          <w:right w:val="single" w:color="C7D2DD" w:sz="6"/>
+          <w:insideH w:val="single" w:color="C7D2DD" w:sz="6"/>
+          <w:insideV w:val="single" w:color="C7D2DD" w:sz="6"/>
+        </w:tblBorders>
+      </w:tblPr>
+      <w:tblGrid>
+        <w:gridCol w:w="2800"/>
+        <w:gridCol w:w="3560"/>
+        <w:gridCol w:w="3000"/>
+      </w:tblGrid>
+      <w:tr>
+        <w:trPr>
+          <w:cantSplit/>
+          <w:tblHeader/>
+        </w:trPr>
+        <w:tc>
+          <w:tcPr>
+            <w:tcW w:type="dxa" w:w="2800"/>
+            <w:shd w:fill="EEF4F8" w:color="auto" w:val="clear"/>
+            <w:tcMar>
+              <w:top w:type="dxa" w:w="60"/>
+              <w:left w:type="dxa" w:w="100"/>
+              <w:bottom w:type="dxa" w:w="60"/>
+              <w:right w:type="dxa" w:w="100"/>
+            </w:tcMar>
+          </w:tcPr>
+          <w:p>
+            <w:pPr>
+              <w:spacing w:after="0" w:before="0"/>
+            </w:pPr>
+            <w:r>
+              <w:rPr>
+                <w:b/>
+                <w:bCs/>
+                <w:color w:val="0F2B3C"/>
+                <w:sz w:val="16"/>
+                <w:szCs w:val="16"/>
+              </w:rPr>
+              <w:t xml:space="preserve">CORE PROBLEM / GIVEN REPRESENTATION</w:t>
+            </w:r>
+          </w:p>
+        </w:tc>
+        <w:tc>
+          <w:tcPr>
+            <w:tcW w:type="dxa" w:w="3560"/>
+            <w:shd w:fill="EEF4F8" w:color="auto" w:val="clear"/>
+            <w:tcMar>
+              <w:top w:type="dxa" w:w="60"/>
+              <w:left w:type="dxa" w:w="100"/>
+              <w:bottom w:type="dxa" w:w="60"/>
+              <w:right w:type="dxa" w:w="100"/>
+            </w:tcMar>
+          </w:tcPr>
+          <w:p>
+            <w:pPr>
+              <w:spacing w:after="0" w:before="0"/>
+            </w:pPr>
+            <w:r>
+              <w:rPr>
+                <w:b/>
+                <w:bCs/>
+                <w:color w:val="0F2B3C"/>
+                <w:sz w:val="16"/>
+                <w:szCs w:val="16"/>
+              </w:rPr>
+              <w:t xml:space="preserve">WORKING SPACE / CALCULATION STEPS</w:t>
+            </w:r>
+          </w:p>
+        </w:tc>
+        <w:tc>
+          <w:tcPr>
+            <w:tcW w:type="dxa" w:w="3000"/>
+            <w:shd w:fill="FBF3E2" w:color="auto" w:val="clear"/>
+            <w:tcMar>
+              <w:top w:type="dxa" w:w="60"/>
+              <w:left w:type="dxa" w:w="100"/>
+              <w:bottom w:type="dxa" w:w="60"/>
+              <w:right w:type="dxa" w:w="100"/>
+            </w:tcMar>
+          </w:tcPr>
+          <w:p>
+            <w:pPr>
+              <w:spacing w:after="0" w:before="0"/>
+            </w:pPr>
+            <w:r>
+              <w:rPr>
+                <w:b/>
+                <w:bCs/>
+                <w:color w:val="7A5400"/>
+                <w:sz w:val="16"/>
+                <w:szCs w:val="16"/>
+              </w:rPr>
+              <w:t xml:space="preserve">EXPLAIN YOUR REASONING</w:t>
+            </w:r>
+          </w:p>
+        </w:tc>
+      </w:tr>
+      <w:tr>
+        <w:trPr>
+          <w:cantSplit/>
+        </w:trPr>
+        <w:tc>
+          <w:tcPr>
+            <w:tcW w:type="dxa" w:w="2800"/>
+            <w:tcMar>
+              <w:top w:type="dxa" w:w="80"/>
+              <w:left w:type="dxa" w:w="100"/>
+              <w:bottom w:type="dxa" w:w="80"/>
+              <w:right w:type="dxa" w:w="100"/>
+            </w:tcMar>
+            <w:vAlign w:val="top"/>
+          </w:tcPr>
+          <w:p>
+            <w:pPr>
+              <w:spacing w:after="40" w:before="0"/>
+            </w:pPr>
+            <w:r>
+              <w:rPr>
+                <w:b/>
+                <w:bCs/>
+                <w:color w:val="0F2B3C"/>
+                <w:sz w:val="20"/>
+                <w:szCs w:val="20"/>
+              </w:rPr>
+              <w:t xml:space="preserve">2.  A total of 35 is shared equally by 5 people. How much does each person get?</w:t>
+            </w:r>
+          </w:p>
+          <w:p>
+            <w:pPr>
+              <w:spacing w:after="40" w:before="0"/>
+            </w:pPr>
+            <w:r>
+              <w:rPr>
+                <w:i/>
+                <w:iCs/>
+                <w:color w:val="3F4D5C"/>
+                <w:sz w:val="20"/>
+                <w:szCs w:val="20"/>
+              </w:rPr>
+              <w:t xml:space="preserve">B. Un total de 35 se reparte en partes iguales entre 5 personas. ¿Cuánto recibe cada persona?</w:t>
+            </w:r>
+          </w:p>
+        </w:tc>
+        <w:tc>
+          <w:tcPr>
+            <w:tcW w:type="dxa" w:w="3560"/>
+            <w:tcMar>
+              <w:top w:type="dxa" w:w="80"/>
+              <w:left w:type="dxa" w:w="100"/>
+              <w:bottom w:type="dxa" w:w="80"/>
+              <w:right w:type="dxa" w:w="100"/>
+            </w:tcMar>
+            <w:vAlign w:val="top"/>
+          </w:tcPr>
+          <w:p>
+            <w:pPr>
+              <w:spacing w:after="50" w:before="0"/>
+            </w:pPr>
+            <w:r>
+              <w:rPr>
+                <w:color w:val="BBBBBB"/>
+                <w:sz w:val="18"/>
+                <w:szCs w:val="18"/>
+              </w:rPr>
+              <w:t xml:space="preserve">____________________________</w:t>
+            </w:r>
+          </w:p>
+          <w:p>
+            <w:pPr>
+              <w:spacing w:after="50" w:before="0"/>
+            </w:pPr>
+            <w:r>
+              <w:rPr>
+                <w:color w:val="BBBBBB"/>
+                <w:sz w:val="18"/>
+                <w:szCs w:val="18"/>
+              </w:rPr>
+              <w:t xml:space="preserve">____________________________</w:t>
+            </w:r>
+          </w:p>
+          <w:p>
+            <w:pPr>
+              <w:spacing w:after="50" w:before="0"/>
+            </w:pPr>
+            <w:r>
+              <w:rPr>
+                <w:color w:val="BBBBBB"/>
+                <w:sz w:val="18"/>
+                <w:szCs w:val="18"/>
+              </w:rPr>
+              <w:t xml:space="preserve">____________________________</w:t>
+            </w:r>
+          </w:p>
+          <w:p>
+            <w:pPr>
+              <w:spacing w:after="50" w:before="0"/>
+            </w:pPr>
+            <w:r>
+              <w:rPr>
+                <w:color w:val="BBBBBB"/>
+                <w:sz w:val="18"/>
+                <w:szCs w:val="18"/>
+              </w:rPr>
+              <w:t xml:space="preserve">____________________________</w:t>
+            </w:r>
+          </w:p>
+        </w:tc>
+        <w:tc>
+          <w:tcPr>
+            <w:tcW w:type="dxa" w:w="3000"/>
+            <w:shd w:fill="FBF3E2" w:color="auto" w:val="clear"/>
+            <w:tcMar>
+              <w:top w:type="dxa" w:w="80"/>
+              <w:left w:type="dxa" w:w="100"/>
+              <w:bottom w:type="dxa" w:w="80"/>
+              <w:right w:type="dxa" w:w="100"/>
+            </w:tcMar>
+            <w:vAlign w:val="top"/>
+          </w:tcPr>
+          <w:p>
+            <w:pPr>
+              <w:spacing w:after="30" w:before="0"/>
+            </w:pPr>
+            <w:r>
+              <w:rPr>
+                <w:b/>
+                <w:bCs/>
+                <w:color w:val="0F2B3C"/>
+                <w:sz w:val="18"/>
+                <w:szCs w:val="18"/>
+              </w:rPr>
+              <w:t xml:space="preserve">Because... ________________</w:t>
+            </w:r>
+          </w:p>
+          <w:p>
+            <w:pPr>
+              <w:spacing w:after="50" w:before="0"/>
+            </w:pPr>
+            <w:r>
+              <w:rPr>
+                <w:color w:val="BBBBBB"/>
+                <w:sz w:val="18"/>
+                <w:szCs w:val="18"/>
+              </w:rPr>
+              <w:t xml:space="preserve">____________________________</w:t>
+            </w:r>
+          </w:p>
+          <w:p>
+            <w:pPr>
+              <w:spacing w:after="30" w:before="40"/>
+            </w:pPr>
+            <w:r>
+              <w:rPr>
+                <w:b/>
+                <w:bCs/>
+                <w:color w:val="1A6FB5"/>
+                <w:sz w:val="18"/>
+                <w:szCs w:val="18"/>
+              </w:rPr>
+              <w:t xml:space="preserve">Although... _______________</w:t>
+            </w:r>
+          </w:p>
+          <w:p>
+            <w:pPr>
+              <w:spacing w:after="50" w:before="0"/>
+            </w:pPr>
+            <w:r>
+              <w:rPr>
+                <w:color w:val="BBBBBB"/>
+                <w:sz w:val="18"/>
+                <w:szCs w:val="18"/>
+              </w:rPr>
+              <w:t xml:space="preserve">____________________________</w:t>
+            </w:r>
+          </w:p>
+          <w:p>
+            <w:pPr>
+              <w:spacing w:after="30" w:before="40"/>
+            </w:pPr>
+            <w:r>
+              <w:rPr>
+                <w:b/>
+                <w:bCs/>
+                <w:color w:val="7A5400"/>
+                <w:sz w:val="18"/>
+                <w:szCs w:val="18"/>
+              </w:rPr>
+              <w:t xml:space="preserve">Therefore... ______________</w:t>
+            </w:r>
+          </w:p>
+          <w:p>
+            <w:pPr>
+              <w:spacing w:after="50" w:before="0"/>
+            </w:pPr>
+            <w:r>
+              <w:rPr>
+                <w:color w:val="BBBBBB"/>
+                <w:sz w:val="18"/>
+                <w:szCs w:val="18"/>
+              </w:rPr>
+              <w:t xml:space="preserve">____________________________</w:t>
+            </w:r>
+          </w:p>
+        </w:tc>
+      </w:tr>
+    </w:tbl>
     <w:p>
       <w:pPr>
         <w:spacing w:after="60" w:before="0"/>
       </w:pPr>
       <w:r>
-        <w:rPr>
-          <w:i/>
-          <w:iCs/>
-          <w:color w:val="3F4D5C"/>
-          <w:sz w:val="20"/>
-          <w:szCs w:val="20"/>
-        </w:rPr>
-        <w:t xml:space="preserve">B. Un total de 35 se reparte en partes iguales entre 5 personas. ¿Cuánto recibe cada persona?</w:t>
-      </w:r>
-    </w:p>
-    <w:p>
-      <w:pPr>
-        <w:spacing w:after="80" w:before="0"/>
-      </w:pPr>
-      <w:r>
-        <w:rPr>
-          <w:color w:val="BBBBBB"/>
-        </w:rPr>
-        <w:t xml:space="preserve">____________________________________________________</w:t>
-      </w:r>
-    </w:p>
-    <w:p>
-      <w:pPr>
-        <w:spacing w:after="40" w:before="0"/>
-      </w:pPr>
-      <w:r>
-        <w:rPr>
-          <w:sz w:val="22"/>
-          <w:szCs w:val="22"/>
-        </w:rPr>
-        <w:t xml:space="preserve">3.  To average 15 points over 10 games, you need 15 × 10 points in all. What is that total?</w:t>
-      </w:r>
-    </w:p>
+        <w:t xml:space="preserve"/>
+      </w:r>
+    </w:p>
+    <w:tbl>
+      <w:tblPr>
+        <w:tblW w:type="dxa" w:w="9360"/>
+        <w:tblBorders>
+          <w:top w:val="single" w:color="C7D2DD" w:sz="6"/>
+          <w:left w:val="single" w:color="C7D2DD" w:sz="6"/>
+          <w:bottom w:val="single" w:color="C7D2DD" w:sz="6"/>
+          <w:right w:val="single" w:color="C7D2DD" w:sz="6"/>
+          <w:insideH w:val="single" w:color="C7D2DD" w:sz="6"/>
+          <w:insideV w:val="single" w:color="C7D2DD" w:sz="6"/>
+        </w:tblBorders>
+      </w:tblPr>
+      <w:tblGrid>
+        <w:gridCol w:w="2800"/>
+        <w:gridCol w:w="3560"/>
+        <w:gridCol w:w="3000"/>
+      </w:tblGrid>
+      <w:tr>
+        <w:trPr>
+          <w:cantSplit/>
+          <w:tblHeader/>
+        </w:trPr>
+        <w:tc>
+          <w:tcPr>
+            <w:tcW w:type="dxa" w:w="2800"/>
+            <w:shd w:fill="EEF4F8" w:color="auto" w:val="clear"/>
+            <w:tcMar>
+              <w:top w:type="dxa" w:w="60"/>
+              <w:left w:type="dxa" w:w="100"/>
+              <w:bottom w:type="dxa" w:w="60"/>
+              <w:right w:type="dxa" w:w="100"/>
+            </w:tcMar>
+          </w:tcPr>
+          <w:p>
+            <w:pPr>
+              <w:spacing w:after="0" w:before="0"/>
+            </w:pPr>
+            <w:r>
+              <w:rPr>
+                <w:b/>
+                <w:bCs/>
+                <w:color w:val="0F2B3C"/>
+                <w:sz w:val="16"/>
+                <w:szCs w:val="16"/>
+              </w:rPr>
+              <w:t xml:space="preserve">CORE PROBLEM / GIVEN REPRESENTATION</w:t>
+            </w:r>
+          </w:p>
+        </w:tc>
+        <w:tc>
+          <w:tcPr>
+            <w:tcW w:type="dxa" w:w="3560"/>
+            <w:shd w:fill="EEF4F8" w:color="auto" w:val="clear"/>
+            <w:tcMar>
+              <w:top w:type="dxa" w:w="60"/>
+              <w:left w:type="dxa" w:w="100"/>
+              <w:bottom w:type="dxa" w:w="60"/>
+              <w:right w:type="dxa" w:w="100"/>
+            </w:tcMar>
+          </w:tcPr>
+          <w:p>
+            <w:pPr>
+              <w:spacing w:after="0" w:before="0"/>
+            </w:pPr>
+            <w:r>
+              <w:rPr>
+                <w:b/>
+                <w:bCs/>
+                <w:color w:val="0F2B3C"/>
+                <w:sz w:val="16"/>
+                <w:szCs w:val="16"/>
+              </w:rPr>
+              <w:t xml:space="preserve">WORKING SPACE / CALCULATION STEPS</w:t>
+            </w:r>
+          </w:p>
+        </w:tc>
+        <w:tc>
+          <w:tcPr>
+            <w:tcW w:type="dxa" w:w="3000"/>
+            <w:shd w:fill="FBF3E2" w:color="auto" w:val="clear"/>
+            <w:tcMar>
+              <w:top w:type="dxa" w:w="60"/>
+              <w:left w:type="dxa" w:w="100"/>
+              <w:bottom w:type="dxa" w:w="60"/>
+              <w:right w:type="dxa" w:w="100"/>
+            </w:tcMar>
+          </w:tcPr>
+          <w:p>
+            <w:pPr>
+              <w:spacing w:after="0" w:before="0"/>
+            </w:pPr>
+            <w:r>
+              <w:rPr>
+                <w:b/>
+                <w:bCs/>
+                <w:color w:val="7A5400"/>
+                <w:sz w:val="16"/>
+                <w:szCs w:val="16"/>
+              </w:rPr>
+              <w:t xml:space="preserve">EXPLAIN YOUR REASONING</w:t>
+            </w:r>
+          </w:p>
+        </w:tc>
+      </w:tr>
+      <w:tr>
+        <w:trPr>
+          <w:cantSplit/>
+        </w:trPr>
+        <w:tc>
+          <w:tcPr>
+            <w:tcW w:type="dxa" w:w="2800"/>
+            <w:tcMar>
+              <w:top w:type="dxa" w:w="80"/>
+              <w:left w:type="dxa" w:w="100"/>
+              <w:bottom w:type="dxa" w:w="80"/>
+              <w:right w:type="dxa" w:w="100"/>
+            </w:tcMar>
+            <w:vAlign w:val="top"/>
+          </w:tcPr>
+          <w:p>
+            <w:pPr>
+              <w:spacing w:after="40" w:before="0"/>
+            </w:pPr>
+            <w:r>
+              <w:rPr>
+                <w:b/>
+                <w:bCs/>
+                <w:color w:val="0F2B3C"/>
+                <w:sz w:val="20"/>
+                <w:szCs w:val="20"/>
+              </w:rPr>
+              <w:t xml:space="preserve">3.  To average 15 points over 10 games, you need 15 × 10 points in all. What is that total?</w:t>
+            </w:r>
+          </w:p>
+          <w:p>
+            <w:pPr>
+              <w:spacing w:after="40" w:before="0"/>
+            </w:pPr>
+            <w:r>
+              <w:rPr>
+                <w:i/>
+                <w:iCs/>
+                <w:color w:val="3F4D5C"/>
+                <w:sz w:val="20"/>
+                <w:szCs w:val="20"/>
+              </w:rPr>
+              <w:t xml:space="preserve">C. Para tener un promedio de 15 puntos en 10 partidos, necesitas 15 × 10 puntos en total. ¿Cuál es ese total?</w:t>
+            </w:r>
+          </w:p>
+        </w:tc>
+        <w:tc>
+          <w:tcPr>
+            <w:tcW w:type="dxa" w:w="3560"/>
+            <w:tcMar>
+              <w:top w:type="dxa" w:w="80"/>
+              <w:left w:type="dxa" w:w="100"/>
+              <w:bottom w:type="dxa" w:w="80"/>
+              <w:right w:type="dxa" w:w="100"/>
+            </w:tcMar>
+            <w:vAlign w:val="top"/>
+          </w:tcPr>
+          <w:p>
+            <w:pPr>
+              <w:spacing w:after="50" w:before="0"/>
+            </w:pPr>
+            <w:r>
+              <w:rPr>
+                <w:color w:val="BBBBBB"/>
+                <w:sz w:val="18"/>
+                <w:szCs w:val="18"/>
+              </w:rPr>
+              <w:t xml:space="preserve">____________________________</w:t>
+            </w:r>
+          </w:p>
+          <w:p>
+            <w:pPr>
+              <w:spacing w:after="50" w:before="0"/>
+            </w:pPr>
+            <w:r>
+              <w:rPr>
+                <w:color w:val="BBBBBB"/>
+                <w:sz w:val="18"/>
+                <w:szCs w:val="18"/>
+              </w:rPr>
+              <w:t xml:space="preserve">____________________________</w:t>
+            </w:r>
+          </w:p>
+          <w:p>
+            <w:pPr>
+              <w:spacing w:after="50" w:before="0"/>
+            </w:pPr>
+            <w:r>
+              <w:rPr>
+                <w:color w:val="BBBBBB"/>
+                <w:sz w:val="18"/>
+                <w:szCs w:val="18"/>
+              </w:rPr>
+              <w:t xml:space="preserve">____________________________</w:t>
+            </w:r>
+          </w:p>
+          <w:p>
+            <w:pPr>
+              <w:spacing w:after="50" w:before="0"/>
+            </w:pPr>
+            <w:r>
+              <w:rPr>
+                <w:color w:val="BBBBBB"/>
+                <w:sz w:val="18"/>
+                <w:szCs w:val="18"/>
+              </w:rPr>
+              <w:t xml:space="preserve">____________________________</w:t>
+            </w:r>
+          </w:p>
+        </w:tc>
+        <w:tc>
+          <w:tcPr>
+            <w:tcW w:type="dxa" w:w="3000"/>
+            <w:shd w:fill="FBF3E2" w:color="auto" w:val="clear"/>
+            <w:tcMar>
+              <w:top w:type="dxa" w:w="80"/>
+              <w:left w:type="dxa" w:w="100"/>
+              <w:bottom w:type="dxa" w:w="80"/>
+              <w:right w:type="dxa" w:w="100"/>
+            </w:tcMar>
+            <w:vAlign w:val="top"/>
+          </w:tcPr>
+          <w:p>
+            <w:pPr>
+              <w:spacing w:after="30" w:before="0"/>
+            </w:pPr>
+            <w:r>
+              <w:rPr>
+                <w:b/>
+                <w:bCs/>
+                <w:color w:val="0F2B3C"/>
+                <w:sz w:val="18"/>
+                <w:szCs w:val="18"/>
+              </w:rPr>
+              <w:t xml:space="preserve">Because... ________________</w:t>
+            </w:r>
+          </w:p>
+          <w:p>
+            <w:pPr>
+              <w:spacing w:after="50" w:before="0"/>
+            </w:pPr>
+            <w:r>
+              <w:rPr>
+                <w:color w:val="BBBBBB"/>
+                <w:sz w:val="18"/>
+                <w:szCs w:val="18"/>
+              </w:rPr>
+              <w:t xml:space="preserve">____________________________</w:t>
+            </w:r>
+          </w:p>
+          <w:p>
+            <w:pPr>
+              <w:spacing w:after="30" w:before="40"/>
+            </w:pPr>
+            <w:r>
+              <w:rPr>
+                <w:b/>
+                <w:bCs/>
+                <w:color w:val="1A6FB5"/>
+                <w:sz w:val="18"/>
+                <w:szCs w:val="18"/>
+              </w:rPr>
+              <w:t xml:space="preserve">Although... _______________</w:t>
+            </w:r>
+          </w:p>
+          <w:p>
+            <w:pPr>
+              <w:spacing w:after="50" w:before="0"/>
+            </w:pPr>
+            <w:r>
+              <w:rPr>
+                <w:color w:val="BBBBBB"/>
+                <w:sz w:val="18"/>
+                <w:szCs w:val="18"/>
+              </w:rPr>
+              <w:t xml:space="preserve">____________________________</w:t>
+            </w:r>
+          </w:p>
+          <w:p>
+            <w:pPr>
+              <w:spacing w:after="30" w:before="40"/>
+            </w:pPr>
+            <w:r>
+              <w:rPr>
+                <w:b/>
+                <w:bCs/>
+                <w:color w:val="7A5400"/>
+                <w:sz w:val="18"/>
+                <w:szCs w:val="18"/>
+              </w:rPr>
+              <w:t xml:space="preserve">Therefore... ______________</w:t>
+            </w:r>
+          </w:p>
+          <w:p>
+            <w:pPr>
+              <w:spacing w:after="50" w:before="0"/>
+            </w:pPr>
+            <w:r>
+              <w:rPr>
+                <w:color w:val="BBBBBB"/>
+                <w:sz w:val="18"/>
+                <w:szCs w:val="18"/>
+              </w:rPr>
+              <w:t xml:space="preserve">____________________________</w:t>
+            </w:r>
+          </w:p>
+        </w:tc>
+      </w:tr>
+    </w:tbl>
     <w:p>
       <w:pPr>
         <w:spacing w:after="60" w:before="0"/>
       </w:pPr>
       <w:r>
-        <w:rPr>
-          <w:i/>
-          <w:iCs/>
-          <w:color w:val="3F4D5C"/>
-          <w:sz w:val="20"/>
-          <w:szCs w:val="20"/>
-        </w:rPr>
-        <w:t xml:space="preserve">C. Para tener un promedio de 15 puntos en 10 partidos, necesitas 15 × 10 puntos en total. ¿Cuál es ese total?</w:t>
-      </w:r>
-    </w:p>
-    <w:p>
-      <w:pPr>
-        <w:spacing w:after="80" w:before="0"/>
-      </w:pPr>
-      <w:r>
-        <w:rPr>
-          <w:color w:val="BBBBBB"/>
-        </w:rPr>
-        <w:t xml:space="preserve">____________________________________________________</w:t>
-      </w:r>
-    </w:p>
-    <w:p>
-      <w:pPr>
-        <w:spacing w:after="40" w:before="0"/>
-      </w:pPr>
-      <w:r>
-        <w:rPr>
-          <w:sz w:val="22"/>
-          <w:szCs w:val="22"/>
-        </w:rPr>
-        <w:t xml:space="preserve">4.  Which shows how to share a total of 35 equally among 5 people?</w:t>
-      </w:r>
-    </w:p>
+        <w:t xml:space="preserve"/>
+      </w:r>
+    </w:p>
+    <w:tbl>
+      <w:tblPr>
+        <w:tblW w:type="dxa" w:w="9360"/>
+        <w:tblBorders>
+          <w:top w:val="single" w:color="C7D2DD" w:sz="6"/>
+          <w:left w:val="single" w:color="C7D2DD" w:sz="6"/>
+          <w:bottom w:val="single" w:color="C7D2DD" w:sz="6"/>
+          <w:right w:val="single" w:color="C7D2DD" w:sz="6"/>
+          <w:insideH w:val="single" w:color="C7D2DD" w:sz="6"/>
+          <w:insideV w:val="single" w:color="C7D2DD" w:sz="6"/>
+        </w:tblBorders>
+      </w:tblPr>
+      <w:tblGrid>
+        <w:gridCol w:w="2800"/>
+        <w:gridCol w:w="3560"/>
+        <w:gridCol w:w="3000"/>
+      </w:tblGrid>
+      <w:tr>
+        <w:trPr>
+          <w:cantSplit/>
+          <w:tblHeader/>
+        </w:trPr>
+        <w:tc>
+          <w:tcPr>
+            <w:tcW w:type="dxa" w:w="2800"/>
+            <w:shd w:fill="EEF4F8" w:color="auto" w:val="clear"/>
+            <w:tcMar>
+              <w:top w:type="dxa" w:w="60"/>
+              <w:left w:type="dxa" w:w="100"/>
+              <w:bottom w:type="dxa" w:w="60"/>
+              <w:right w:type="dxa" w:w="100"/>
+            </w:tcMar>
+          </w:tcPr>
+          <w:p>
+            <w:pPr>
+              <w:spacing w:after="0" w:before="0"/>
+            </w:pPr>
+            <w:r>
+              <w:rPr>
+                <w:b/>
+                <w:bCs/>
+                <w:color w:val="0F2B3C"/>
+                <w:sz w:val="16"/>
+                <w:szCs w:val="16"/>
+              </w:rPr>
+              <w:t xml:space="preserve">CORE PROBLEM / GIVEN REPRESENTATION</w:t>
+            </w:r>
+          </w:p>
+        </w:tc>
+        <w:tc>
+          <w:tcPr>
+            <w:tcW w:type="dxa" w:w="3560"/>
+            <w:shd w:fill="EEF4F8" w:color="auto" w:val="clear"/>
+            <w:tcMar>
+              <w:top w:type="dxa" w:w="60"/>
+              <w:left w:type="dxa" w:w="100"/>
+              <w:bottom w:type="dxa" w:w="60"/>
+              <w:right w:type="dxa" w:w="100"/>
+            </w:tcMar>
+          </w:tcPr>
+          <w:p>
+            <w:pPr>
+              <w:spacing w:after="0" w:before="0"/>
+            </w:pPr>
+            <w:r>
+              <w:rPr>
+                <w:b/>
+                <w:bCs/>
+                <w:color w:val="0F2B3C"/>
+                <w:sz w:val="16"/>
+                <w:szCs w:val="16"/>
+              </w:rPr>
+              <w:t xml:space="preserve">WORKING SPACE / CALCULATION STEPS</w:t>
+            </w:r>
+          </w:p>
+        </w:tc>
+        <w:tc>
+          <w:tcPr>
+            <w:tcW w:type="dxa" w:w="3000"/>
+            <w:shd w:fill="FBF3E2" w:color="auto" w:val="clear"/>
+            <w:tcMar>
+              <w:top w:type="dxa" w:w="60"/>
+              <w:left w:type="dxa" w:w="100"/>
+              <w:bottom w:type="dxa" w:w="60"/>
+              <w:right w:type="dxa" w:w="100"/>
+            </w:tcMar>
+          </w:tcPr>
+          <w:p>
+            <w:pPr>
+              <w:spacing w:after="0" w:before="0"/>
+            </w:pPr>
+            <w:r>
+              <w:rPr>
+                <w:b/>
+                <w:bCs/>
+                <w:color w:val="7A5400"/>
+                <w:sz w:val="16"/>
+                <w:szCs w:val="16"/>
+              </w:rPr>
+              <w:t xml:space="preserve">EXPLAIN YOUR REASONING</w:t>
+            </w:r>
+          </w:p>
+        </w:tc>
+      </w:tr>
+      <w:tr>
+        <w:trPr>
+          <w:cantSplit/>
+        </w:trPr>
+        <w:tc>
+          <w:tcPr>
+            <w:tcW w:type="dxa" w:w="2800"/>
+            <w:tcMar>
+              <w:top w:type="dxa" w:w="80"/>
+              <w:left w:type="dxa" w:w="100"/>
+              <w:bottom w:type="dxa" w:w="80"/>
+              <w:right w:type="dxa" w:w="100"/>
+            </w:tcMar>
+            <w:vAlign w:val="top"/>
+          </w:tcPr>
+          <w:p>
+            <w:pPr>
+              <w:spacing w:after="40" w:before="0"/>
+            </w:pPr>
+            <w:r>
+              <w:rPr>
+                <w:b/>
+                <w:bCs/>
+                <w:color w:val="0F2B3C"/>
+                <w:sz w:val="20"/>
+                <w:szCs w:val="20"/>
+              </w:rPr>
+              <w:t xml:space="preserve">4.  Which shows how to share a total of 35 equally among 5 people?</w:t>
+            </w:r>
+          </w:p>
+          <w:p>
+            <w:pPr>
+              <w:spacing w:after="40" w:before="0"/>
+            </w:pPr>
+            <w:r>
+              <w:rPr>
+                <w:i/>
+                <w:iCs/>
+                <w:color w:val="3F4D5C"/>
+                <w:sz w:val="20"/>
+                <w:szCs w:val="20"/>
+              </w:rPr>
+              <w:t xml:space="preserve">D. ¿Cuál muestra cómo repartir un total de 35 en partes iguales entre 5 personas?</w:t>
+            </w:r>
+          </w:p>
+          <w:p>
+            <w:pPr>
+              <w:spacing w:after="0" w:before="0"/>
+            </w:pPr>
+            <w:r>
+              <w:rPr>
+                <w:color w:val="5E6E7E"/>
+                <w:sz w:val="18"/>
+                <w:szCs w:val="18"/>
+              </w:rPr>
+              <w:t xml:space="preserve">Choices: 35 ÷ 5   /   35 − 5   /   35 × 5   /   35 + 5</w:t>
+            </w:r>
+          </w:p>
+        </w:tc>
+        <w:tc>
+          <w:tcPr>
+            <w:tcW w:type="dxa" w:w="3560"/>
+            <w:tcMar>
+              <w:top w:type="dxa" w:w="80"/>
+              <w:left w:type="dxa" w:w="100"/>
+              <w:bottom w:type="dxa" w:w="80"/>
+              <w:right w:type="dxa" w:w="100"/>
+            </w:tcMar>
+            <w:vAlign w:val="top"/>
+          </w:tcPr>
+          <w:p>
+            <w:pPr>
+              <w:spacing w:after="50" w:before="0"/>
+            </w:pPr>
+            <w:r>
+              <w:rPr>
+                <w:color w:val="BBBBBB"/>
+                <w:sz w:val="18"/>
+                <w:szCs w:val="18"/>
+              </w:rPr>
+              <w:t xml:space="preserve">____________________________</w:t>
+            </w:r>
+          </w:p>
+          <w:p>
+            <w:pPr>
+              <w:spacing w:after="50" w:before="0"/>
+            </w:pPr>
+            <w:r>
+              <w:rPr>
+                <w:color w:val="BBBBBB"/>
+                <w:sz w:val="18"/>
+                <w:szCs w:val="18"/>
+              </w:rPr>
+              <w:t xml:space="preserve">____________________________</w:t>
+            </w:r>
+          </w:p>
+          <w:p>
+            <w:pPr>
+              <w:spacing w:after="50" w:before="0"/>
+            </w:pPr>
+            <w:r>
+              <w:rPr>
+                <w:color w:val="BBBBBB"/>
+                <w:sz w:val="18"/>
+                <w:szCs w:val="18"/>
+              </w:rPr>
+              <w:t xml:space="preserve">____________________________</w:t>
+            </w:r>
+          </w:p>
+          <w:p>
+            <w:pPr>
+              <w:spacing w:after="50" w:before="0"/>
+            </w:pPr>
+            <w:r>
+              <w:rPr>
+                <w:color w:val="BBBBBB"/>
+                <w:sz w:val="18"/>
+                <w:szCs w:val="18"/>
+              </w:rPr>
+              <w:t xml:space="preserve">____________________________</w:t>
+            </w:r>
+          </w:p>
+        </w:tc>
+        <w:tc>
+          <w:tcPr>
+            <w:tcW w:type="dxa" w:w="3000"/>
+            <w:shd w:fill="FBF3E2" w:color="auto" w:val="clear"/>
+            <w:tcMar>
+              <w:top w:type="dxa" w:w="80"/>
+              <w:left w:type="dxa" w:w="100"/>
+              <w:bottom w:type="dxa" w:w="80"/>
+              <w:right w:type="dxa" w:w="100"/>
+            </w:tcMar>
+            <w:vAlign w:val="top"/>
+          </w:tcPr>
+          <w:p>
+            <w:pPr>
+              <w:spacing w:after="30" w:before="0"/>
+            </w:pPr>
+            <w:r>
+              <w:rPr>
+                <w:b/>
+                <w:bCs/>
+                <w:color w:val="0F2B3C"/>
+                <w:sz w:val="18"/>
+                <w:szCs w:val="18"/>
+              </w:rPr>
+              <w:t xml:space="preserve">Because... ________________</w:t>
+            </w:r>
+          </w:p>
+          <w:p>
+            <w:pPr>
+              <w:spacing w:after="50" w:before="0"/>
+            </w:pPr>
+            <w:r>
+              <w:rPr>
+                <w:color w:val="BBBBBB"/>
+                <w:sz w:val="18"/>
+                <w:szCs w:val="18"/>
+              </w:rPr>
+              <w:t xml:space="preserve">____________________________</w:t>
+            </w:r>
+          </w:p>
+          <w:p>
+            <w:pPr>
+              <w:spacing w:after="30" w:before="40"/>
+            </w:pPr>
+            <w:r>
+              <w:rPr>
+                <w:b/>
+                <w:bCs/>
+                <w:color w:val="1A6FB5"/>
+                <w:sz w:val="18"/>
+                <w:szCs w:val="18"/>
+              </w:rPr>
+              <w:t xml:space="preserve">Although... _______________</w:t>
+            </w:r>
+          </w:p>
+          <w:p>
+            <w:pPr>
+              <w:spacing w:after="50" w:before="0"/>
+            </w:pPr>
+            <w:r>
+              <w:rPr>
+                <w:color w:val="BBBBBB"/>
+                <w:sz w:val="18"/>
+                <w:szCs w:val="18"/>
+              </w:rPr>
+              <w:t xml:space="preserve">____________________________</w:t>
+            </w:r>
+          </w:p>
+          <w:p>
+            <w:pPr>
+              <w:spacing w:after="30" w:before="40"/>
+            </w:pPr>
+            <w:r>
+              <w:rPr>
+                <w:b/>
+                <w:bCs/>
+                <w:color w:val="7A5400"/>
+                <w:sz w:val="18"/>
+                <w:szCs w:val="18"/>
+              </w:rPr>
+              <w:t xml:space="preserve">Therefore... ______________</w:t>
+            </w:r>
+          </w:p>
+          <w:p>
+            <w:pPr>
+              <w:spacing w:after="50" w:before="0"/>
+            </w:pPr>
+            <w:r>
+              <w:rPr>
+                <w:color w:val="BBBBBB"/>
+                <w:sz w:val="18"/>
+                <w:szCs w:val="18"/>
+              </w:rPr>
+              <w:t xml:space="preserve">____________________________</w:t>
+            </w:r>
+          </w:p>
+        </w:tc>
+      </w:tr>
+    </w:tbl>
     <w:p>
       <w:pPr>
         <w:spacing w:after="60" w:before="0"/>
       </w:pPr>
       <w:r>
-        <w:rPr>
-          <w:i/>
-          <w:iCs/>
-          <w:color w:val="3F4D5C"/>
-          <w:sz w:val="20"/>
-          <w:szCs w:val="20"/>
-        </w:rPr>
-        <w:t xml:space="preserve">D. ¿Cuál muestra cómo repartir un total de 35 en partes iguales entre 5 personas?</w:t>
-      </w:r>
-    </w:p>
-    <w:p>
-      <w:pPr>
-        <w:spacing w:after="40" w:before="0"/>
-      </w:pPr>
-      <w:r>
-        <w:rPr>
-          <w:color w:val="5E6E7E"/>
-          <w:sz w:val="20"/>
-          <w:szCs w:val="20"/>
-        </w:rPr>
-        <w:t xml:space="preserve">     choices: 35 ÷ 5   /   35 − 5   /   35 × 5   /   35 + 5</w:t>
-      </w:r>
-    </w:p>
-    <w:p>
-      <w:pPr>
-        <w:spacing w:after="80" w:before="0"/>
-      </w:pPr>
-      <w:r>
-        <w:rPr>
-          <w:color w:val="BBBBBB"/>
-        </w:rPr>
-        <w:t xml:space="preserve">____________________________________________________</w:t>
+        <w:t xml:space="preserve"/>
       </w:r>
     </w:p>
     <w:p>
@@ -562,118 +3940,967 @@
         <w:t xml:space="preserve">Trabaja al revés a partir de un total.</w:t>
       </w:r>
     </w:p>
-    <w:p>
-      <w:pPr>
-        <w:spacing w:after="40" w:before="0"/>
-      </w:pPr>
-      <w:r>
-        <w:rPr>
-          <w:sz w:val="22"/>
-          <w:szCs w:val="22"/>
-        </w:rPr>
-        <w:t xml:space="preserve">1.  Add: 17 + 14 + 15 + 10 + 18 = ___</w:t>
-      </w:r>
-    </w:p>
+    <w:tbl>
+      <w:tblPr>
+        <w:tblW w:type="dxa" w:w="9360"/>
+        <w:tblBorders>
+          <w:top w:val="single" w:color="C7D2DD" w:sz="6"/>
+          <w:left w:val="single" w:color="C7D2DD" w:sz="6"/>
+          <w:bottom w:val="single" w:color="C7D2DD" w:sz="6"/>
+          <w:right w:val="single" w:color="C7D2DD" w:sz="6"/>
+          <w:insideH w:val="single" w:color="C7D2DD" w:sz="6"/>
+          <w:insideV w:val="single" w:color="C7D2DD" w:sz="6"/>
+        </w:tblBorders>
+      </w:tblPr>
+      <w:tblGrid>
+        <w:gridCol w:w="2800"/>
+        <w:gridCol w:w="3560"/>
+        <w:gridCol w:w="3000"/>
+      </w:tblGrid>
+      <w:tr>
+        <w:trPr>
+          <w:cantSplit/>
+          <w:tblHeader/>
+        </w:trPr>
+        <w:tc>
+          <w:tcPr>
+            <w:tcW w:type="dxa" w:w="2800"/>
+            <w:shd w:fill="EEF4F8" w:color="auto" w:val="clear"/>
+            <w:tcMar>
+              <w:top w:type="dxa" w:w="60"/>
+              <w:left w:type="dxa" w:w="100"/>
+              <w:bottom w:type="dxa" w:w="60"/>
+              <w:right w:type="dxa" w:w="100"/>
+            </w:tcMar>
+          </w:tcPr>
+          <w:p>
+            <w:pPr>
+              <w:spacing w:after="0" w:before="0"/>
+            </w:pPr>
+            <w:r>
+              <w:rPr>
+                <w:b/>
+                <w:bCs/>
+                <w:color w:val="0F2B3C"/>
+                <w:sz w:val="16"/>
+                <w:szCs w:val="16"/>
+              </w:rPr>
+              <w:t xml:space="preserve">CORE PROBLEM / GIVEN REPRESENTATION</w:t>
+            </w:r>
+          </w:p>
+        </w:tc>
+        <w:tc>
+          <w:tcPr>
+            <w:tcW w:type="dxa" w:w="3560"/>
+            <w:shd w:fill="EEF4F8" w:color="auto" w:val="clear"/>
+            <w:tcMar>
+              <w:top w:type="dxa" w:w="60"/>
+              <w:left w:type="dxa" w:w="100"/>
+              <w:bottom w:type="dxa" w:w="60"/>
+              <w:right w:type="dxa" w:w="100"/>
+            </w:tcMar>
+          </w:tcPr>
+          <w:p>
+            <w:pPr>
+              <w:spacing w:after="0" w:before="0"/>
+            </w:pPr>
+            <w:r>
+              <w:rPr>
+                <w:b/>
+                <w:bCs/>
+                <w:color w:val="0F2B3C"/>
+                <w:sz w:val="16"/>
+                <w:szCs w:val="16"/>
+              </w:rPr>
+              <w:t xml:space="preserve">WORKING SPACE / CALCULATION STEPS</w:t>
+            </w:r>
+          </w:p>
+        </w:tc>
+        <w:tc>
+          <w:tcPr>
+            <w:tcW w:type="dxa" w:w="3000"/>
+            <w:shd w:fill="FBF3E2" w:color="auto" w:val="clear"/>
+            <w:tcMar>
+              <w:top w:type="dxa" w:w="60"/>
+              <w:left w:type="dxa" w:w="100"/>
+              <w:bottom w:type="dxa" w:w="60"/>
+              <w:right w:type="dxa" w:w="100"/>
+            </w:tcMar>
+          </w:tcPr>
+          <w:p>
+            <w:pPr>
+              <w:spacing w:after="0" w:before="0"/>
+            </w:pPr>
+            <w:r>
+              <w:rPr>
+                <w:b/>
+                <w:bCs/>
+                <w:color w:val="7A5400"/>
+                <w:sz w:val="16"/>
+                <w:szCs w:val="16"/>
+              </w:rPr>
+              <w:t xml:space="preserve">EXPLAIN YOUR REASONING</w:t>
+            </w:r>
+          </w:p>
+        </w:tc>
+      </w:tr>
+      <w:tr>
+        <w:trPr>
+          <w:cantSplit/>
+        </w:trPr>
+        <w:tc>
+          <w:tcPr>
+            <w:tcW w:type="dxa" w:w="2800"/>
+            <w:tcMar>
+              <w:top w:type="dxa" w:w="80"/>
+              <w:left w:type="dxa" w:w="100"/>
+              <w:bottom w:type="dxa" w:w="80"/>
+              <w:right w:type="dxa" w:w="100"/>
+            </w:tcMar>
+            <w:vAlign w:val="top"/>
+          </w:tcPr>
+          <w:p>
+            <w:pPr>
+              <w:spacing w:after="40" w:before="0"/>
+            </w:pPr>
+            <w:r>
+              <w:rPr>
+                <w:b/>
+                <w:bCs/>
+                <w:color w:val="0F2B3C"/>
+                <w:sz w:val="20"/>
+                <w:szCs w:val="20"/>
+              </w:rPr>
+              <w:t xml:space="preserve">1.  Add: 17 + 14 + 15 + 10 + 18 = ___</w:t>
+            </w:r>
+          </w:p>
+          <w:p>
+            <w:pPr>
+              <w:spacing w:after="40" w:before="0"/>
+            </w:pPr>
+            <w:r>
+              <w:rPr>
+                <w:i/>
+                <w:iCs/>
+                <w:color w:val="3F4D5C"/>
+                <w:sz w:val="20"/>
+                <w:szCs w:val="20"/>
+              </w:rPr>
+              <w:t xml:space="preserve">A. Suma: 17 + 14 + 15 + 10 + 18 = ___</w:t>
+            </w:r>
+          </w:p>
+        </w:tc>
+        <w:tc>
+          <w:tcPr>
+            <w:tcW w:type="dxa" w:w="3560"/>
+            <w:tcMar>
+              <w:top w:type="dxa" w:w="80"/>
+              <w:left w:type="dxa" w:w="100"/>
+              <w:bottom w:type="dxa" w:w="80"/>
+              <w:right w:type="dxa" w:w="100"/>
+            </w:tcMar>
+            <w:vAlign w:val="top"/>
+          </w:tcPr>
+          <w:p>
+            <w:pPr>
+              <w:spacing w:after="50" w:before="0"/>
+            </w:pPr>
+            <w:r>
+              <w:rPr>
+                <w:color w:val="BBBBBB"/>
+                <w:sz w:val="18"/>
+                <w:szCs w:val="18"/>
+              </w:rPr>
+              <w:t xml:space="preserve">____________________________</w:t>
+            </w:r>
+          </w:p>
+          <w:p>
+            <w:pPr>
+              <w:spacing w:after="50" w:before="0"/>
+            </w:pPr>
+            <w:r>
+              <w:rPr>
+                <w:color w:val="BBBBBB"/>
+                <w:sz w:val="18"/>
+                <w:szCs w:val="18"/>
+              </w:rPr>
+              <w:t xml:space="preserve">____________________________</w:t>
+            </w:r>
+          </w:p>
+          <w:p>
+            <w:pPr>
+              <w:spacing w:after="50" w:before="0"/>
+            </w:pPr>
+            <w:r>
+              <w:rPr>
+                <w:color w:val="BBBBBB"/>
+                <w:sz w:val="18"/>
+                <w:szCs w:val="18"/>
+              </w:rPr>
+              <w:t xml:space="preserve">____________________________</w:t>
+            </w:r>
+          </w:p>
+          <w:p>
+            <w:pPr>
+              <w:spacing w:after="50" w:before="0"/>
+            </w:pPr>
+            <w:r>
+              <w:rPr>
+                <w:color w:val="BBBBBB"/>
+                <w:sz w:val="18"/>
+                <w:szCs w:val="18"/>
+              </w:rPr>
+              <w:t xml:space="preserve">____________________________</w:t>
+            </w:r>
+          </w:p>
+        </w:tc>
+        <w:tc>
+          <w:tcPr>
+            <w:tcW w:type="dxa" w:w="3000"/>
+            <w:shd w:fill="FBF3E2" w:color="auto" w:val="clear"/>
+            <w:tcMar>
+              <w:top w:type="dxa" w:w="80"/>
+              <w:left w:type="dxa" w:w="100"/>
+              <w:bottom w:type="dxa" w:w="80"/>
+              <w:right w:type="dxa" w:w="100"/>
+            </w:tcMar>
+            <w:vAlign w:val="top"/>
+          </w:tcPr>
+          <w:p>
+            <w:pPr>
+              <w:spacing w:after="30" w:before="0"/>
+            </w:pPr>
+            <w:r>
+              <w:rPr>
+                <w:b/>
+                <w:bCs/>
+                <w:color w:val="0F2B3C"/>
+                <w:sz w:val="18"/>
+                <w:szCs w:val="18"/>
+              </w:rPr>
+              <w:t xml:space="preserve">Because... ________________</w:t>
+            </w:r>
+          </w:p>
+          <w:p>
+            <w:pPr>
+              <w:spacing w:after="50" w:before="0"/>
+            </w:pPr>
+            <w:r>
+              <w:rPr>
+                <w:color w:val="BBBBBB"/>
+                <w:sz w:val="18"/>
+                <w:szCs w:val="18"/>
+              </w:rPr>
+              <w:t xml:space="preserve">____________________________</w:t>
+            </w:r>
+          </w:p>
+          <w:p>
+            <w:pPr>
+              <w:spacing w:after="30" w:before="40"/>
+            </w:pPr>
+            <w:r>
+              <w:rPr>
+                <w:b/>
+                <w:bCs/>
+                <w:color w:val="1A6FB5"/>
+                <w:sz w:val="18"/>
+                <w:szCs w:val="18"/>
+              </w:rPr>
+              <w:t xml:space="preserve">Although... _______________</w:t>
+            </w:r>
+          </w:p>
+          <w:p>
+            <w:pPr>
+              <w:spacing w:after="50" w:before="0"/>
+            </w:pPr>
+            <w:r>
+              <w:rPr>
+                <w:color w:val="BBBBBB"/>
+                <w:sz w:val="18"/>
+                <w:szCs w:val="18"/>
+              </w:rPr>
+              <w:t xml:space="preserve">____________________________</w:t>
+            </w:r>
+          </w:p>
+          <w:p>
+            <w:pPr>
+              <w:spacing w:after="30" w:before="40"/>
+            </w:pPr>
+            <w:r>
+              <w:rPr>
+                <w:b/>
+                <w:bCs/>
+                <w:color w:val="7A5400"/>
+                <w:sz w:val="18"/>
+                <w:szCs w:val="18"/>
+              </w:rPr>
+              <w:t xml:space="preserve">Therefore... ______________</w:t>
+            </w:r>
+          </w:p>
+          <w:p>
+            <w:pPr>
+              <w:spacing w:after="50" w:before="0"/>
+            </w:pPr>
+            <w:r>
+              <w:rPr>
+                <w:color w:val="BBBBBB"/>
+                <w:sz w:val="18"/>
+                <w:szCs w:val="18"/>
+              </w:rPr>
+              <w:t xml:space="preserve">____________________________</w:t>
+            </w:r>
+          </w:p>
+        </w:tc>
+      </w:tr>
+    </w:tbl>
     <w:p>
       <w:pPr>
         <w:spacing w:after="60" w:before="0"/>
       </w:pPr>
       <w:r>
-        <w:rPr>
-          <w:i/>
-          <w:iCs/>
-          <w:color w:val="3F4D5C"/>
-          <w:sz w:val="20"/>
-          <w:szCs w:val="20"/>
-        </w:rPr>
-        <w:t xml:space="preserve">A. Suma: 17 + 14 + 15 + 10 + 18 = ___</w:t>
-      </w:r>
-    </w:p>
-    <w:p>
-      <w:pPr>
-        <w:spacing w:after="80" w:before="0"/>
-      </w:pPr>
-      <w:r>
-        <w:rPr>
-          <w:color w:val="BBBBBB"/>
-        </w:rPr>
-        <w:t xml:space="preserve">____________________________________________________</w:t>
-      </w:r>
-    </w:p>
-    <w:p>
-      <w:pPr>
-        <w:spacing w:after="40" w:before="0"/>
-      </w:pPr>
-      <w:r>
-        <w:rPr>
-          <w:sz w:val="22"/>
-          <w:szCs w:val="22"/>
-        </w:rPr>
-        <w:t xml:space="preserve">2.  You need 150 points in all. You have 133. How many more points do you need?</w:t>
-      </w:r>
-    </w:p>
+        <w:t xml:space="preserve"/>
+      </w:r>
+    </w:p>
+    <w:tbl>
+      <w:tblPr>
+        <w:tblW w:type="dxa" w:w="9360"/>
+        <w:tblBorders>
+          <w:top w:val="single" w:color="C7D2DD" w:sz="6"/>
+          <w:left w:val="single" w:color="C7D2DD" w:sz="6"/>
+          <w:bottom w:val="single" w:color="C7D2DD" w:sz="6"/>
+          <w:right w:val="single" w:color="C7D2DD" w:sz="6"/>
+          <w:insideH w:val="single" w:color="C7D2DD" w:sz="6"/>
+          <w:insideV w:val="single" w:color="C7D2DD" w:sz="6"/>
+        </w:tblBorders>
+      </w:tblPr>
+      <w:tblGrid>
+        <w:gridCol w:w="2800"/>
+        <w:gridCol w:w="3560"/>
+        <w:gridCol w:w="3000"/>
+      </w:tblGrid>
+      <w:tr>
+        <w:trPr>
+          <w:cantSplit/>
+          <w:tblHeader/>
+        </w:trPr>
+        <w:tc>
+          <w:tcPr>
+            <w:tcW w:type="dxa" w:w="2800"/>
+            <w:shd w:fill="EEF4F8" w:color="auto" w:val="clear"/>
+            <w:tcMar>
+              <w:top w:type="dxa" w:w="60"/>
+              <w:left w:type="dxa" w:w="100"/>
+              <w:bottom w:type="dxa" w:w="60"/>
+              <w:right w:type="dxa" w:w="100"/>
+            </w:tcMar>
+          </w:tcPr>
+          <w:p>
+            <w:pPr>
+              <w:spacing w:after="0" w:before="0"/>
+            </w:pPr>
+            <w:r>
+              <w:rPr>
+                <w:b/>
+                <w:bCs/>
+                <w:color w:val="0F2B3C"/>
+                <w:sz w:val="16"/>
+                <w:szCs w:val="16"/>
+              </w:rPr>
+              <w:t xml:space="preserve">CORE PROBLEM / GIVEN REPRESENTATION</w:t>
+            </w:r>
+          </w:p>
+        </w:tc>
+        <w:tc>
+          <w:tcPr>
+            <w:tcW w:type="dxa" w:w="3560"/>
+            <w:shd w:fill="EEF4F8" w:color="auto" w:val="clear"/>
+            <w:tcMar>
+              <w:top w:type="dxa" w:w="60"/>
+              <w:left w:type="dxa" w:w="100"/>
+              <w:bottom w:type="dxa" w:w="60"/>
+              <w:right w:type="dxa" w:w="100"/>
+            </w:tcMar>
+          </w:tcPr>
+          <w:p>
+            <w:pPr>
+              <w:spacing w:after="0" w:before="0"/>
+            </w:pPr>
+            <w:r>
+              <w:rPr>
+                <w:b/>
+                <w:bCs/>
+                <w:color w:val="0F2B3C"/>
+                <w:sz w:val="16"/>
+                <w:szCs w:val="16"/>
+              </w:rPr>
+              <w:t xml:space="preserve">WORKING SPACE / CALCULATION STEPS</w:t>
+            </w:r>
+          </w:p>
+        </w:tc>
+        <w:tc>
+          <w:tcPr>
+            <w:tcW w:type="dxa" w:w="3000"/>
+            <w:shd w:fill="FBF3E2" w:color="auto" w:val="clear"/>
+            <w:tcMar>
+              <w:top w:type="dxa" w:w="60"/>
+              <w:left w:type="dxa" w:w="100"/>
+              <w:bottom w:type="dxa" w:w="60"/>
+              <w:right w:type="dxa" w:w="100"/>
+            </w:tcMar>
+          </w:tcPr>
+          <w:p>
+            <w:pPr>
+              <w:spacing w:after="0" w:before="0"/>
+            </w:pPr>
+            <w:r>
+              <w:rPr>
+                <w:b/>
+                <w:bCs/>
+                <w:color w:val="7A5400"/>
+                <w:sz w:val="16"/>
+                <w:szCs w:val="16"/>
+              </w:rPr>
+              <w:t xml:space="preserve">EXPLAIN YOUR REASONING</w:t>
+            </w:r>
+          </w:p>
+        </w:tc>
+      </w:tr>
+      <w:tr>
+        <w:trPr>
+          <w:cantSplit/>
+        </w:trPr>
+        <w:tc>
+          <w:tcPr>
+            <w:tcW w:type="dxa" w:w="2800"/>
+            <w:tcMar>
+              <w:top w:type="dxa" w:w="80"/>
+              <w:left w:type="dxa" w:w="100"/>
+              <w:bottom w:type="dxa" w:w="80"/>
+              <w:right w:type="dxa" w:w="100"/>
+            </w:tcMar>
+            <w:vAlign w:val="top"/>
+          </w:tcPr>
+          <w:p>
+            <w:pPr>
+              <w:spacing w:after="40" w:before="0"/>
+            </w:pPr>
+            <w:r>
+              <w:rPr>
+                <w:b/>
+                <w:bCs/>
+                <w:color w:val="0F2B3C"/>
+                <w:sz w:val="20"/>
+                <w:szCs w:val="20"/>
+              </w:rPr>
+              <w:t xml:space="preserve">2.  You need 150 points in all. You have 133. How many more points do you need?</w:t>
+            </w:r>
+          </w:p>
+          <w:p>
+            <w:pPr>
+              <w:spacing w:after="40" w:before="0"/>
+            </w:pPr>
+            <w:r>
+              <w:rPr>
+                <w:i/>
+                <w:iCs/>
+                <w:color w:val="3F4D5C"/>
+                <w:sz w:val="20"/>
+                <w:szCs w:val="20"/>
+              </w:rPr>
+              <w:t xml:space="preserve">B. Necesitas 150 puntos en total. Tienes 133. ¿Cuántos puntos más necesitas?</w:t>
+            </w:r>
+          </w:p>
+        </w:tc>
+        <w:tc>
+          <w:tcPr>
+            <w:tcW w:type="dxa" w:w="3560"/>
+            <w:tcMar>
+              <w:top w:type="dxa" w:w="80"/>
+              <w:left w:type="dxa" w:w="100"/>
+              <w:bottom w:type="dxa" w:w="80"/>
+              <w:right w:type="dxa" w:w="100"/>
+            </w:tcMar>
+            <w:vAlign w:val="top"/>
+          </w:tcPr>
+          <w:p>
+            <w:pPr>
+              <w:spacing w:after="50" w:before="0"/>
+            </w:pPr>
+            <w:r>
+              <w:rPr>
+                <w:color w:val="BBBBBB"/>
+                <w:sz w:val="18"/>
+                <w:szCs w:val="18"/>
+              </w:rPr>
+              <w:t xml:space="preserve">____________________________</w:t>
+            </w:r>
+          </w:p>
+          <w:p>
+            <w:pPr>
+              <w:spacing w:after="50" w:before="0"/>
+            </w:pPr>
+            <w:r>
+              <w:rPr>
+                <w:color w:val="BBBBBB"/>
+                <w:sz w:val="18"/>
+                <w:szCs w:val="18"/>
+              </w:rPr>
+              <w:t xml:space="preserve">____________________________</w:t>
+            </w:r>
+          </w:p>
+          <w:p>
+            <w:pPr>
+              <w:spacing w:after="50" w:before="0"/>
+            </w:pPr>
+            <w:r>
+              <w:rPr>
+                <w:color w:val="BBBBBB"/>
+                <w:sz w:val="18"/>
+                <w:szCs w:val="18"/>
+              </w:rPr>
+              <w:t xml:space="preserve">____________________________</w:t>
+            </w:r>
+          </w:p>
+          <w:p>
+            <w:pPr>
+              <w:spacing w:after="50" w:before="0"/>
+            </w:pPr>
+            <w:r>
+              <w:rPr>
+                <w:color w:val="BBBBBB"/>
+                <w:sz w:val="18"/>
+                <w:szCs w:val="18"/>
+              </w:rPr>
+              <w:t xml:space="preserve">____________________________</w:t>
+            </w:r>
+          </w:p>
+        </w:tc>
+        <w:tc>
+          <w:tcPr>
+            <w:tcW w:type="dxa" w:w="3000"/>
+            <w:shd w:fill="FBF3E2" w:color="auto" w:val="clear"/>
+            <w:tcMar>
+              <w:top w:type="dxa" w:w="80"/>
+              <w:left w:type="dxa" w:w="100"/>
+              <w:bottom w:type="dxa" w:w="80"/>
+              <w:right w:type="dxa" w:w="100"/>
+            </w:tcMar>
+            <w:vAlign w:val="top"/>
+          </w:tcPr>
+          <w:p>
+            <w:pPr>
+              <w:spacing w:after="30" w:before="0"/>
+            </w:pPr>
+            <w:r>
+              <w:rPr>
+                <w:b/>
+                <w:bCs/>
+                <w:color w:val="0F2B3C"/>
+                <w:sz w:val="18"/>
+                <w:szCs w:val="18"/>
+              </w:rPr>
+              <w:t xml:space="preserve">Because... ________________</w:t>
+            </w:r>
+          </w:p>
+          <w:p>
+            <w:pPr>
+              <w:spacing w:after="50" w:before="0"/>
+            </w:pPr>
+            <w:r>
+              <w:rPr>
+                <w:color w:val="BBBBBB"/>
+                <w:sz w:val="18"/>
+                <w:szCs w:val="18"/>
+              </w:rPr>
+              <w:t xml:space="preserve">____________________________</w:t>
+            </w:r>
+          </w:p>
+          <w:p>
+            <w:pPr>
+              <w:spacing w:after="30" w:before="40"/>
+            </w:pPr>
+            <w:r>
+              <w:rPr>
+                <w:b/>
+                <w:bCs/>
+                <w:color w:val="1A6FB5"/>
+                <w:sz w:val="18"/>
+                <w:szCs w:val="18"/>
+              </w:rPr>
+              <w:t xml:space="preserve">Although... _______________</w:t>
+            </w:r>
+          </w:p>
+          <w:p>
+            <w:pPr>
+              <w:spacing w:after="50" w:before="0"/>
+            </w:pPr>
+            <w:r>
+              <w:rPr>
+                <w:color w:val="BBBBBB"/>
+                <w:sz w:val="18"/>
+                <w:szCs w:val="18"/>
+              </w:rPr>
+              <w:t xml:space="preserve">____________________________</w:t>
+            </w:r>
+          </w:p>
+          <w:p>
+            <w:pPr>
+              <w:spacing w:after="30" w:before="40"/>
+            </w:pPr>
+            <w:r>
+              <w:rPr>
+                <w:b/>
+                <w:bCs/>
+                <w:color w:val="7A5400"/>
+                <w:sz w:val="18"/>
+                <w:szCs w:val="18"/>
+              </w:rPr>
+              <w:t xml:space="preserve">Therefore... ______________</w:t>
+            </w:r>
+          </w:p>
+          <w:p>
+            <w:pPr>
+              <w:spacing w:after="50" w:before="0"/>
+            </w:pPr>
+            <w:r>
+              <w:rPr>
+                <w:color w:val="BBBBBB"/>
+                <w:sz w:val="18"/>
+                <w:szCs w:val="18"/>
+              </w:rPr>
+              <w:t xml:space="preserve">____________________________</w:t>
+            </w:r>
+          </w:p>
+        </w:tc>
+      </w:tr>
+    </w:tbl>
     <w:p>
       <w:pPr>
         <w:spacing w:after="60" w:before="0"/>
       </w:pPr>
       <w:r>
-        <w:rPr>
-          <w:i/>
-          <w:iCs/>
-          <w:color w:val="3F4D5C"/>
-          <w:sz w:val="20"/>
-          <w:szCs w:val="20"/>
-        </w:rPr>
-        <w:t xml:space="preserve">B. Necesitas 150 puntos en total. Tienes 133. ¿Cuántos puntos más necesitas?</w:t>
-      </w:r>
-    </w:p>
-    <w:p>
-      <w:pPr>
-        <w:spacing w:after="80" w:before="0"/>
-      </w:pPr>
-      <w:r>
-        <w:rPr>
-          <w:color w:val="BBBBBB"/>
-        </w:rPr>
-        <w:t xml:space="preserve">____________________________________________________</w:t>
-      </w:r>
-    </w:p>
-    <w:p>
-      <w:pPr>
-        <w:spacing w:after="40" w:before="0"/>
-      </w:pPr>
-      <w:r>
-        <w:rPr>
-          <w:sz w:val="22"/>
-          <w:szCs w:val="22"/>
-        </w:rPr>
-        <w:t xml:space="preserve">3.  How far below 15 is 11?</w:t>
-      </w:r>
-    </w:p>
+        <w:t xml:space="preserve"/>
+      </w:r>
+    </w:p>
+    <w:tbl>
+      <w:tblPr>
+        <w:tblW w:type="dxa" w:w="9360"/>
+        <w:tblBorders>
+          <w:top w:val="single" w:color="C7D2DD" w:sz="6"/>
+          <w:left w:val="single" w:color="C7D2DD" w:sz="6"/>
+          <w:bottom w:val="single" w:color="C7D2DD" w:sz="6"/>
+          <w:right w:val="single" w:color="C7D2DD" w:sz="6"/>
+          <w:insideH w:val="single" w:color="C7D2DD" w:sz="6"/>
+          <w:insideV w:val="single" w:color="C7D2DD" w:sz="6"/>
+        </w:tblBorders>
+      </w:tblPr>
+      <w:tblGrid>
+        <w:gridCol w:w="2800"/>
+        <w:gridCol w:w="3560"/>
+        <w:gridCol w:w="3000"/>
+      </w:tblGrid>
+      <w:tr>
+        <w:trPr>
+          <w:cantSplit/>
+          <w:tblHeader/>
+        </w:trPr>
+        <w:tc>
+          <w:tcPr>
+            <w:tcW w:type="dxa" w:w="2800"/>
+            <w:shd w:fill="EEF4F8" w:color="auto" w:val="clear"/>
+            <w:tcMar>
+              <w:top w:type="dxa" w:w="60"/>
+              <w:left w:type="dxa" w:w="100"/>
+              <w:bottom w:type="dxa" w:w="60"/>
+              <w:right w:type="dxa" w:w="100"/>
+            </w:tcMar>
+          </w:tcPr>
+          <w:p>
+            <w:pPr>
+              <w:spacing w:after="0" w:before="0"/>
+            </w:pPr>
+            <w:r>
+              <w:rPr>
+                <w:b/>
+                <w:bCs/>
+                <w:color w:val="0F2B3C"/>
+                <w:sz w:val="16"/>
+                <w:szCs w:val="16"/>
+              </w:rPr>
+              <w:t xml:space="preserve">CORE PROBLEM / GIVEN REPRESENTATION</w:t>
+            </w:r>
+          </w:p>
+        </w:tc>
+        <w:tc>
+          <w:tcPr>
+            <w:tcW w:type="dxa" w:w="3560"/>
+            <w:shd w:fill="EEF4F8" w:color="auto" w:val="clear"/>
+            <w:tcMar>
+              <w:top w:type="dxa" w:w="60"/>
+              <w:left w:type="dxa" w:w="100"/>
+              <w:bottom w:type="dxa" w:w="60"/>
+              <w:right w:type="dxa" w:w="100"/>
+            </w:tcMar>
+          </w:tcPr>
+          <w:p>
+            <w:pPr>
+              <w:spacing w:after="0" w:before="0"/>
+            </w:pPr>
+            <w:r>
+              <w:rPr>
+                <w:b/>
+                <w:bCs/>
+                <w:color w:val="0F2B3C"/>
+                <w:sz w:val="16"/>
+                <w:szCs w:val="16"/>
+              </w:rPr>
+              <w:t xml:space="preserve">WORKING SPACE / CALCULATION STEPS</w:t>
+            </w:r>
+          </w:p>
+        </w:tc>
+        <w:tc>
+          <w:tcPr>
+            <w:tcW w:type="dxa" w:w="3000"/>
+            <w:shd w:fill="FBF3E2" w:color="auto" w:val="clear"/>
+            <w:tcMar>
+              <w:top w:type="dxa" w:w="60"/>
+              <w:left w:type="dxa" w:w="100"/>
+              <w:bottom w:type="dxa" w:w="60"/>
+              <w:right w:type="dxa" w:w="100"/>
+            </w:tcMar>
+          </w:tcPr>
+          <w:p>
+            <w:pPr>
+              <w:spacing w:after="0" w:before="0"/>
+            </w:pPr>
+            <w:r>
+              <w:rPr>
+                <w:b/>
+                <w:bCs/>
+                <w:color w:val="7A5400"/>
+                <w:sz w:val="16"/>
+                <w:szCs w:val="16"/>
+              </w:rPr>
+              <w:t xml:space="preserve">EXPLAIN YOUR REASONING</w:t>
+            </w:r>
+          </w:p>
+        </w:tc>
+      </w:tr>
+      <w:tr>
+        <w:trPr>
+          <w:cantSplit/>
+        </w:trPr>
+        <w:tc>
+          <w:tcPr>
+            <w:tcW w:type="dxa" w:w="2800"/>
+            <w:tcMar>
+              <w:top w:type="dxa" w:w="80"/>
+              <w:left w:type="dxa" w:w="100"/>
+              <w:bottom w:type="dxa" w:w="80"/>
+              <w:right w:type="dxa" w:w="100"/>
+            </w:tcMar>
+            <w:vAlign w:val="top"/>
+          </w:tcPr>
+          <w:p>
+            <w:pPr>
+              <w:spacing w:after="40" w:before="0"/>
+            </w:pPr>
+            <w:r>
+              <w:rPr>
+                <w:b/>
+                <w:bCs/>
+                <w:color w:val="0F2B3C"/>
+                <w:sz w:val="20"/>
+                <w:szCs w:val="20"/>
+              </w:rPr>
+              <w:t xml:space="preserve">3.  How far below 15 is 11?</w:t>
+            </w:r>
+          </w:p>
+          <w:p>
+            <w:pPr>
+              <w:spacing w:after="40" w:before="0"/>
+            </w:pPr>
+            <w:r>
+              <w:rPr>
+                <w:i/>
+                <w:iCs/>
+                <w:color w:val="3F4D5C"/>
+                <w:sz w:val="20"/>
+                <w:szCs w:val="20"/>
+              </w:rPr>
+              <w:t xml:space="preserve">C. ¿A cuánto está 11 por debajo de 15?</w:t>
+            </w:r>
+          </w:p>
+        </w:tc>
+        <w:tc>
+          <w:tcPr>
+            <w:tcW w:type="dxa" w:w="3560"/>
+            <w:tcMar>
+              <w:top w:type="dxa" w:w="80"/>
+              <w:left w:type="dxa" w:w="100"/>
+              <w:bottom w:type="dxa" w:w="80"/>
+              <w:right w:type="dxa" w:w="100"/>
+            </w:tcMar>
+            <w:vAlign w:val="top"/>
+          </w:tcPr>
+          <w:p>
+            <w:pPr>
+              <w:spacing w:after="50" w:before="0"/>
+            </w:pPr>
+            <w:r>
+              <w:rPr>
+                <w:color w:val="BBBBBB"/>
+                <w:sz w:val="18"/>
+                <w:szCs w:val="18"/>
+              </w:rPr>
+              <w:t xml:space="preserve">____________________________</w:t>
+            </w:r>
+          </w:p>
+          <w:p>
+            <w:pPr>
+              <w:spacing w:after="50" w:before="0"/>
+            </w:pPr>
+            <w:r>
+              <w:rPr>
+                <w:color w:val="BBBBBB"/>
+                <w:sz w:val="18"/>
+                <w:szCs w:val="18"/>
+              </w:rPr>
+              <w:t xml:space="preserve">____________________________</w:t>
+            </w:r>
+          </w:p>
+          <w:p>
+            <w:pPr>
+              <w:spacing w:after="50" w:before="0"/>
+            </w:pPr>
+            <w:r>
+              <w:rPr>
+                <w:color w:val="BBBBBB"/>
+                <w:sz w:val="18"/>
+                <w:szCs w:val="18"/>
+              </w:rPr>
+              <w:t xml:space="preserve">____________________________</w:t>
+            </w:r>
+          </w:p>
+          <w:p>
+            <w:pPr>
+              <w:spacing w:after="50" w:before="0"/>
+            </w:pPr>
+            <w:r>
+              <w:rPr>
+                <w:color w:val="BBBBBB"/>
+                <w:sz w:val="18"/>
+                <w:szCs w:val="18"/>
+              </w:rPr>
+              <w:t xml:space="preserve">____________________________</w:t>
+            </w:r>
+          </w:p>
+        </w:tc>
+        <w:tc>
+          <w:tcPr>
+            <w:tcW w:type="dxa" w:w="3000"/>
+            <w:shd w:fill="FBF3E2" w:color="auto" w:val="clear"/>
+            <w:tcMar>
+              <w:top w:type="dxa" w:w="80"/>
+              <w:left w:type="dxa" w:w="100"/>
+              <w:bottom w:type="dxa" w:w="80"/>
+              <w:right w:type="dxa" w:w="100"/>
+            </w:tcMar>
+            <w:vAlign w:val="top"/>
+          </w:tcPr>
+          <w:p>
+            <w:pPr>
+              <w:spacing w:after="30" w:before="0"/>
+            </w:pPr>
+            <w:r>
+              <w:rPr>
+                <w:b/>
+                <w:bCs/>
+                <w:color w:val="0F2B3C"/>
+                <w:sz w:val="18"/>
+                <w:szCs w:val="18"/>
+              </w:rPr>
+              <w:t xml:space="preserve">Because... ________________</w:t>
+            </w:r>
+          </w:p>
+          <w:p>
+            <w:pPr>
+              <w:spacing w:after="50" w:before="0"/>
+            </w:pPr>
+            <w:r>
+              <w:rPr>
+                <w:color w:val="BBBBBB"/>
+                <w:sz w:val="18"/>
+                <w:szCs w:val="18"/>
+              </w:rPr>
+              <w:t xml:space="preserve">____________________________</w:t>
+            </w:r>
+          </w:p>
+          <w:p>
+            <w:pPr>
+              <w:spacing w:after="30" w:before="40"/>
+            </w:pPr>
+            <w:r>
+              <w:rPr>
+                <w:b/>
+                <w:bCs/>
+                <w:color w:val="1A6FB5"/>
+                <w:sz w:val="18"/>
+                <w:szCs w:val="18"/>
+              </w:rPr>
+              <w:t xml:space="preserve">Although... _______________</w:t>
+            </w:r>
+          </w:p>
+          <w:p>
+            <w:pPr>
+              <w:spacing w:after="50" w:before="0"/>
+            </w:pPr>
+            <w:r>
+              <w:rPr>
+                <w:color w:val="BBBBBB"/>
+                <w:sz w:val="18"/>
+                <w:szCs w:val="18"/>
+              </w:rPr>
+              <w:t xml:space="preserve">____________________________</w:t>
+            </w:r>
+          </w:p>
+          <w:p>
+            <w:pPr>
+              <w:spacing w:after="30" w:before="40"/>
+            </w:pPr>
+            <w:r>
+              <w:rPr>
+                <w:b/>
+                <w:bCs/>
+                <w:color w:val="7A5400"/>
+                <w:sz w:val="18"/>
+                <w:szCs w:val="18"/>
+              </w:rPr>
+              <w:t xml:space="preserve">Therefore... ______________</w:t>
+            </w:r>
+          </w:p>
+          <w:p>
+            <w:pPr>
+              <w:spacing w:after="50" w:before="0"/>
+            </w:pPr>
+            <w:r>
+              <w:rPr>
+                <w:color w:val="BBBBBB"/>
+                <w:sz w:val="18"/>
+                <w:szCs w:val="18"/>
+              </w:rPr>
+              <w:t xml:space="preserve">____________________________</w:t>
+            </w:r>
+          </w:p>
+        </w:tc>
+      </w:tr>
+    </w:tbl>
     <w:p>
       <w:pPr>
         <w:spacing w:after="60" w:before="0"/>
       </w:pPr>
       <w:r>
-        <w:rPr>
-          <w:i/>
-          <w:iCs/>
-          <w:color w:val="3F4D5C"/>
-          <w:sz w:val="20"/>
-          <w:szCs w:val="20"/>
-        </w:rPr>
-        <w:t xml:space="preserve">C. ¿A cuánto está 11 por debajo de 15?</w:t>
-      </w:r>
-    </w:p>
-    <w:p>
-      <w:pPr>
-        <w:spacing w:after="80" w:before="0"/>
-      </w:pPr>
-      <w:r>
-        <w:rPr>
-          <w:color w:val="BBBBBB"/>
-        </w:rPr>
-        <w:t xml:space="preserve">____________________________________________________</w:t>
+        <w:t xml:space="preserve"/>
       </w:r>
     </w:p>
     <w:p>
@@ -767,6 +4994,141 @@
         <w:t xml:space="preserve">____________________________________________________</w:t>
       </w:r>
     </w:p>
+    <w:tbl>
+      <w:tblPr>
+        <w:tblW w:type="dxa" w:w="9360"/>
+        <w:tblBorders>
+          <w:top w:val="single" w:color="C7D2DD" w:sz="6"/>
+          <w:left w:val="single" w:color="C7D2DD" w:sz="6"/>
+          <w:bottom w:val="single" w:color="C7D2DD" w:sz="6"/>
+          <w:right w:val="single" w:color="C7D2DD" w:sz="6"/>
+          <w:insideH w:val="single" w:color="C7D2DD" w:sz="6"/>
+          <w:insideV w:val="single" w:color="C7D2DD" w:sz="6"/>
+        </w:tblBorders>
+      </w:tblPr>
+      <w:tblGrid>
+        <w:gridCol w:w="3120"/>
+        <w:gridCol w:w="3120"/>
+        <w:gridCol w:w="3120"/>
+      </w:tblGrid>
+      <w:tr>
+        <w:trPr>
+          <w:cantSplit/>
+          <w:tblHeader/>
+        </w:trPr>
+        <w:tc>
+          <w:tcPr>
+            <w:tcW w:type="dxa" w:w="9360"/>
+            <w:gridSpan w:val="3"/>
+            <w:shd w:fill="EEF4F8" w:color="auto" w:val="clear"/>
+            <w:tcMar>
+              <w:top w:type="dxa" w:w="60"/>
+              <w:left w:type="dxa" w:w="100"/>
+              <w:bottom w:type="dxa" w:w="60"/>
+              <w:right w:type="dxa" w:w="100"/>
+            </w:tcMar>
+          </w:tcPr>
+          <w:p>
+            <w:pPr>
+              <w:spacing w:after="0" w:before="0"/>
+            </w:pPr>
+            <w:r>
+              <w:rPr>
+                <w:b/>
+                <w:bCs/>
+                <w:color w:val="0F2B3C"/>
+                <w:sz w:val="18"/>
+                <w:szCs w:val="18"/>
+              </w:rPr>
+              <w:t xml:space="preserve">EXIT CHECK · 3-POINT SELF-ASSESSMENT CHECKLIST</w:t>
+            </w:r>
+          </w:p>
+        </w:tc>
+      </w:tr>
+      <w:tr>
+        <w:trPr>
+          <w:cantSplit/>
+        </w:trPr>
+        <w:tc>
+          <w:tcPr>
+            <w:tcW w:type="dxa" w:w="3120"/>
+            <w:tcMar>
+              <w:top w:type="dxa" w:w="80"/>
+              <w:left w:type="dxa" w:w="100"/>
+              <w:bottom w:type="dxa" w:w="80"/>
+              <w:right w:type="dxa" w:w="100"/>
+            </w:tcMar>
+          </w:tcPr>
+          <w:p>
+            <w:pPr>
+              <w:spacing w:after="0" w:before="0"/>
+            </w:pPr>
+            <w:r>
+              <w:rPr>
+                <w:b/>
+                <w:bCs/>
+                <w:color w:val="0F2B3C"/>
+                <w:sz w:val="18"/>
+                <w:szCs w:val="18"/>
+              </w:rPr>
+              <w:t xml:space="preserve">☐ 1. Units &amp; Labels Verified</w:t>
+            </w:r>
+          </w:p>
+        </w:tc>
+        <w:tc>
+          <w:tcPr>
+            <w:tcW w:type="dxa" w:w="3120"/>
+            <w:tcMar>
+              <w:top w:type="dxa" w:w="80"/>
+              <w:left w:type="dxa" w:w="100"/>
+              <w:bottom w:type="dxa" w:w="80"/>
+              <w:right w:type="dxa" w:w="100"/>
+            </w:tcMar>
+          </w:tcPr>
+          <w:p>
+            <w:pPr>
+              <w:spacing w:after="0" w:before="0"/>
+            </w:pPr>
+            <w:r>
+              <w:rPr>
+                <w:b/>
+                <w:bCs/>
+                <w:color w:val="0F2B3C"/>
+                <w:sz w:val="18"/>
+                <w:szCs w:val="18"/>
+              </w:rPr>
+              <w:t xml:space="preserve">☐ 2. Reasoning Stated (Because / Although / Therefore)</w:t>
+            </w:r>
+          </w:p>
+        </w:tc>
+        <w:tc>
+          <w:tcPr>
+            <w:tcW w:type="dxa" w:w="3120"/>
+            <w:tcMar>
+              <w:top w:type="dxa" w:w="80"/>
+              <w:left w:type="dxa" w:w="100"/>
+              <w:bottom w:type="dxa" w:w="80"/>
+              <w:right w:type="dxa" w:w="100"/>
+            </w:tcMar>
+          </w:tcPr>
+          <w:p>
+            <w:pPr>
+              <w:spacing w:after="0" w:before="0"/>
+            </w:pPr>
+            <w:r>
+              <w:rPr>
+                <w:b/>
+                <w:bCs/>
+                <w:color w:val="0F2B3C"/>
+                <w:sz w:val="18"/>
+                <w:szCs w:val="18"/>
+              </w:rPr>
+              <w:t xml:space="preserve">☐ 3. Calculations Double-Checked</w:t>
+            </w:r>
+          </w:p>
+        </w:tc>
+      </w:tr>
+    </w:tbl>
     <w:p>
       <w:pPr>
         <w:spacing w:after="60" w:before="120"/>
